--- a/briefs/nevada/housing-affordability/citizen-v3/glossary.docx
+++ b/briefs/nevada/housing-affordability/citizen-v3/glossary.docx
@@ -54,325 +54,7 @@
           <w:color w:val="444444"/>
           <w:sz w:val="20"/>
         </w:rPr>
-        <w:t>Plain-language definitions for the terms, ideas, and acronyms used in "Housing Affordability in Nevada" (citizen brief v3.0).</w:t>
-      </w:r>
-    </w:p>
-    <w:p>
-      <w:pPr>
-        <w:widowControl/>
-        <w:spacing w:before="100" w:after="40" w:lineRule="auto" w:line="254"/>
-      </w:pPr>
-      <w:r>
-        <w:rPr>
-          <w:rFonts w:ascii="Arial" w:hAnsi="Arial" w:cs="Arial" w:eastAsia="Arial"/>
-          <w:b/>
-          <w:color w:val="C0392B"/>
-          <w:sz w:val="25"/>
-          <w:spacing w:val="20"/>
-        </w:rPr>
-        <w:t>HOW NEVADA LAWMAKING WORKS</w:t>
-      </w:r>
-    </w:p>
-    <w:p>
-      <w:pPr>
-        <w:widowControl/>
-        <w:spacing w:before="0" w:after="40" w:lineRule="auto" w:line="247"/>
-      </w:pPr>
-      <w:r>
-        <w:rPr>
-          <w:rFonts w:ascii="Arial" w:hAnsi="Arial" w:cs="Arial" w:eastAsia="Arial"/>
-          <w:b w:val="0"/>
-          <w:i/>
-          <w:color w:val="666666"/>
-          <w:sz w:val="20"/>
-        </w:rPr>
-        <w:t>Process terms that appear throughout the brief.</w:t>
-      </w:r>
-    </w:p>
-    <w:p>
-      <w:pPr>
-        <w:keepLines/>
-        <w:widowControl/>
-        <w:spacing w:before="0" w:after="56" w:lineRule="auto" w:line="247"/>
-        <w:jc w:val="both"/>
-      </w:pPr>
-      <w:r>
-        <w:rPr>
-          <w:rFonts w:ascii="Arial" w:hAnsi="Arial" w:cs="Arial" w:eastAsia="Arial"/>
-          <w:b/>
-          <w:color w:val="1A2D4F"/>
-          <w:sz w:val="20"/>
-        </w:rPr>
-        <w:t>Session / special session.</w:t>
-      </w:r>
-      <w:r>
-        <w:rPr>
-          <w:rFonts w:ascii="Arial" w:hAnsi="Arial" w:cs="Arial" w:eastAsia="Arial"/>
-          <w:b w:val="0"/>
-          <w:color w:val="444444"/>
-          <w:sz w:val="20"/>
-        </w:rPr>
-        <w:t xml:space="preserve"> The Nevada Legislature meets in a regular session of 120 days in odd-numbered years — 2019, 2021, 2023, and 2025 in this record. A bill that has not finished every step when the session ends is dead and must start over in a future session. A special session is a short extra meeting called for specific topics, like the November 2025 session where the corporate-purchase cap missed by one vote.</w:t>
-      </w:r>
-    </w:p>
-    <w:p>
-      <w:pPr>
-        <w:keepLines/>
-        <w:widowControl/>
-        <w:spacing w:before="0" w:after="56" w:lineRule="auto" w:line="247"/>
-        <w:jc w:val="both"/>
-      </w:pPr>
-      <w:r>
-        <w:rPr>
-          <w:rFonts w:ascii="Arial" w:hAnsi="Arial" w:cs="Arial" w:eastAsia="Arial"/>
-          <w:b/>
-          <w:color w:val="1A2D4F"/>
-          <w:sz w:val="20"/>
-        </w:rPr>
-        <w:t>Chambers.</w:t>
-      </w:r>
-      <w:r>
-        <w:rPr>
-          <w:rFonts w:ascii="Arial" w:hAnsi="Arial" w:cs="Arial" w:eastAsia="Arial"/>
-          <w:b w:val="0"/>
-          <w:color w:val="444444"/>
-          <w:sz w:val="20"/>
-        </w:rPr>
-        <w:t xml:space="preserve"> The Legislature's two houses: the Assembly (42 members) and the Senate (21 members). A bill must pass both chambers to reach the governor.</w:t>
-      </w:r>
-    </w:p>
-    <w:p>
-      <w:pPr>
-        <w:keepLines/>
-        <w:widowControl/>
-        <w:spacing w:before="0" w:after="56" w:lineRule="auto" w:line="247"/>
-        <w:jc w:val="both"/>
-      </w:pPr>
-      <w:r>
-        <w:rPr>
-          <w:rFonts w:ascii="Arial" w:hAnsi="Arial" w:cs="Arial" w:eastAsia="Arial"/>
-          <w:b/>
-          <w:color w:val="1A2D4F"/>
-          <w:sz w:val="20"/>
-        </w:rPr>
-        <w:t>Vote pairs such as "14–6 and 28–14."</w:t>
-      </w:r>
-      <w:r>
-        <w:rPr>
-          <w:rFonts w:ascii="Arial" w:hAnsi="Arial" w:cs="Arial" w:eastAsia="Arial"/>
-          <w:b w:val="0"/>
-          <w:color w:val="444444"/>
-          <w:sz w:val="20"/>
-        </w:rPr>
-        <w:t xml:space="preserve"> The brief lists floor votes as yes–no tallies, one per chamber. 42–0 is a unanimous Assembly vote; 21–0 is a unanimous Senate vote.</w:t>
-      </w:r>
-    </w:p>
-    <w:p>
-      <w:pPr>
-        <w:keepLines/>
-        <w:widowControl/>
-        <w:spacing w:before="0" w:after="56" w:lineRule="auto" w:line="247"/>
-        <w:jc w:val="both"/>
-      </w:pPr>
-      <w:r>
-        <w:rPr>
-          <w:rFonts w:ascii="Arial" w:hAnsi="Arial" w:cs="Arial" w:eastAsia="Arial"/>
-          <w:b/>
-          <w:color w:val="1A2D4F"/>
-          <w:sz w:val="20"/>
-        </w:rPr>
-        <w:t>Committee / first committee.</w:t>
-      </w:r>
-      <w:r>
-        <w:rPr>
-          <w:rFonts w:ascii="Arial" w:hAnsi="Arial" w:cs="Arial" w:eastAsia="Arial"/>
-          <w:b w:val="0"/>
-          <w:color w:val="444444"/>
-          <w:sz w:val="20"/>
-        </w:rPr>
-        <w:t xml:space="preserve"> A small panel of lawmakers that studies a bill and votes on whether to send it onward. Every bill starts in a committee, and most bills that fail die there — in their "first committee" — without the full chamber ever voting.</w:t>
-      </w:r>
-    </w:p>
-    <w:p>
-      <w:pPr>
-        <w:keepLines/>
-        <w:widowControl/>
-        <w:spacing w:before="0" w:after="56" w:lineRule="auto" w:line="247"/>
-        <w:jc w:val="both"/>
-      </w:pPr>
-      <w:r>
-        <w:rPr>
-          <w:rFonts w:ascii="Arial" w:hAnsi="Arial" w:cs="Arial" w:eastAsia="Arial"/>
-          <w:b/>
-          <w:color w:val="1A2D4F"/>
-          <w:sz w:val="20"/>
-        </w:rPr>
-        <w:t>Floor vote / floor calendar.</w:t>
-      </w:r>
-      <w:r>
-        <w:rPr>
-          <w:rFonts w:ascii="Arial" w:hAnsi="Arial" w:cs="Arial" w:eastAsia="Arial"/>
-          <w:b w:val="0"/>
-          <w:color w:val="444444"/>
-          <w:sz w:val="20"/>
-        </w:rPr>
-        <w:t xml:space="preserve"> A vote of the full chamber, and the schedule of bills waiting for one. A bill can die "at the deadline" when time runs out before its turn.</w:t>
-      </w:r>
-    </w:p>
-    <w:p>
-      <w:pPr>
-        <w:keepLines/>
-        <w:widowControl/>
-        <w:spacing w:before="0" w:after="56" w:lineRule="auto" w:line="247"/>
-        <w:jc w:val="both"/>
-      </w:pPr>
-      <w:r>
-        <w:rPr>
-          <w:rFonts w:ascii="Arial" w:hAnsi="Arial" w:cs="Arial" w:eastAsia="Arial"/>
-          <w:b/>
-          <w:color w:val="1A2D4F"/>
-          <w:sz w:val="20"/>
-        </w:rPr>
-        <w:t>Two-thirds majority.</w:t>
-      </w:r>
-      <w:r>
-        <w:rPr>
-          <w:rFonts w:ascii="Arial" w:hAnsi="Arial" w:cs="Arial" w:eastAsia="Arial"/>
-          <w:b w:val="0"/>
-          <w:color w:val="444444"/>
-          <w:sz w:val="20"/>
-        </w:rPr>
-        <w:t xml:space="preserve"> Nevada's constitution requires a two-thirds vote in each chamber — 28 of 42 in the Assembly, 14 of 21 in the Senate — for any measure that raises revenue, including fees. SB10's investor-registry fees triggered this rule, which is how a 27–10 win still fell one vote short.</w:t>
-      </w:r>
-    </w:p>
-    <w:p>
-      <w:pPr>
-        <w:keepLines/>
-        <w:widowControl/>
-        <w:spacing w:before="0" w:after="56" w:lineRule="auto" w:line="247"/>
-        <w:jc w:val="both"/>
-      </w:pPr>
-      <w:r>
-        <w:rPr>
-          <w:rFonts w:ascii="Arial" w:hAnsi="Arial" w:cs="Arial" w:eastAsia="Arial"/>
-          <w:b/>
-          <w:color w:val="1A2D4F"/>
-          <w:sz w:val="20"/>
-        </w:rPr>
-        <w:t>Veto.</w:t>
-      </w:r>
-      <w:r>
-        <w:rPr>
-          <w:rFonts w:ascii="Arial" w:hAnsi="Arial" w:cs="Arial" w:eastAsia="Arial"/>
-          <w:b w:val="0"/>
-          <w:color w:val="444444"/>
-          <w:sz w:val="20"/>
-        </w:rPr>
-        <w:t xml:space="preserve"> The governor's rejection of a bill that passed both chambers. A vetoed bill does not become law unless two-thirds of each chamber votes to override.</w:t>
-      </w:r>
-    </w:p>
-    <w:p>
-      <w:pPr>
-        <w:keepLines/>
-        <w:widowControl/>
-        <w:spacing w:before="0" w:after="56" w:lineRule="auto" w:line="247"/>
-        <w:jc w:val="both"/>
-      </w:pPr>
-      <w:r>
-        <w:rPr>
-          <w:rFonts w:ascii="Arial" w:hAnsi="Arial" w:cs="Arial" w:eastAsia="Arial"/>
-          <w:b/>
-          <w:color w:val="1A2D4F"/>
-          <w:sz w:val="20"/>
-        </w:rPr>
-        <w:t>Delivered / no signature, no chapter.</w:t>
-      </w:r>
-      <w:r>
-        <w:rPr>
-          <w:rFonts w:ascii="Arial" w:hAnsi="Arial" w:cs="Arial" w:eastAsia="Arial"/>
-          <w:b w:val="0"/>
-          <w:color w:val="444444"/>
-          <w:sz w:val="20"/>
-        </w:rPr>
-        <w:t xml:space="preserve"> After passing both chambers, a bill is "delivered" to the governor. A signed bill is assigned a chapter number in state law; "no signature, no chapter" means the official record simply ends — the bill never became law.</w:t>
-      </w:r>
-    </w:p>
-    <w:p>
-      <w:pPr>
-        <w:keepLines/>
-        <w:widowControl/>
-        <w:spacing w:before="0" w:after="56" w:lineRule="auto" w:line="247"/>
-        <w:jc w:val="both"/>
-      </w:pPr>
-      <w:r>
-        <w:rPr>
-          <w:rFonts w:ascii="Arial" w:hAnsi="Arial" w:cs="Arial" w:eastAsia="Arial"/>
-          <w:b/>
-          <w:color w:val="1A2D4F"/>
-          <w:sz w:val="20"/>
-        </w:rPr>
-        <w:t>Sponsor.</w:t>
-      </w:r>
-      <w:r>
-        <w:rPr>
-          <w:rFonts w:ascii="Arial" w:hAnsi="Arial" w:cs="Arial" w:eastAsia="Arial"/>
-          <w:b w:val="0"/>
-          <w:color w:val="444444"/>
-          <w:sz w:val="20"/>
-        </w:rPr>
-        <w:t xml:space="preserve"> The lawmaker or committee that formally introduces a bill. Cross-party teams are bills with named sponsors from both parties.</w:t>
-      </w:r>
-    </w:p>
-    <w:p>
-      <w:pPr>
-        <w:keepLines/>
-        <w:widowControl/>
-        <w:spacing w:before="0" w:after="56" w:lineRule="auto" w:line="247"/>
-        <w:jc w:val="both"/>
-      </w:pPr>
-      <w:r>
-        <w:rPr>
-          <w:rFonts w:ascii="Arial" w:hAnsi="Arial" w:cs="Arial" w:eastAsia="Arial"/>
-          <w:b/>
-          <w:color w:val="1A2D4F"/>
-          <w:sz w:val="20"/>
-        </w:rPr>
-        <w:t>Interim study.</w:t>
-      </w:r>
-      <w:r>
-        <w:rPr>
-          <w:rFonts w:ascii="Arial" w:hAnsi="Arial" w:cs="Arial" w:eastAsia="Arial"/>
-          <w:b w:val="0"/>
-          <w:color w:val="444444"/>
-          <w:sz w:val="20"/>
-        </w:rPr>
-        <w:t xml:space="preserve"> Work lawmakers order between sessions to examine a topic and report back — like the corporate rental-owner taxation study due for 2027.</w:t>
-      </w:r>
-    </w:p>
-    <w:p>
-      <w:pPr>
-        <w:keepLines/>
-        <w:widowControl/>
-        <w:spacing w:before="0" w:after="56" w:lineRule="auto" w:line="247"/>
-        <w:jc w:val="both"/>
-      </w:pPr>
-      <w:r>
-        <w:rPr>
-          <w:rFonts w:ascii="Arial" w:hAnsi="Arial" w:cs="Arial" w:eastAsia="Arial"/>
-          <w:b/>
-          <w:color w:val="1A2D4F"/>
-          <w:sz w:val="20"/>
-        </w:rPr>
-        <w:t>Statute.</w:t>
-      </w:r>
-      <w:r>
-        <w:rPr>
-          <w:rFonts w:ascii="Arial" w:hAnsi="Arial" w:cs="Arial" w:eastAsia="Arial"/>
-          <w:b w:val="0"/>
-          <w:color w:val="444444"/>
-          <w:sz w:val="20"/>
-        </w:rPr>
-        <w:t xml:space="preserve"> A law on the books. "In statute" means an idea is already law.</w:t>
+        <w:t>Plain-language definitions for the terms and acronyms in "Housing Affordability in Nevada" (citizen brief v3.0). Lawmaking-process terms are in the shared companion, "How Nevada Lawmaking Works."</w:t>
       </w:r>
     </w:p>
     <w:p>
@@ -430,7 +112,7 @@
           <w:color w:val="444444"/>
           <w:sz w:val="20"/>
         </w:rPr>
-        <w:t xml:space="preserve"> A small second home on the same lot as a main house — a casita, garage apartment, or backyard cottage. AB396 (2025) requires the largest jurisdictions to allow them.</w:t>
+        <w:t xml:space="preserve"> A small second home on the same lot as a main house — a casita, garage apartment, or backyard cottage. Nevada's largest jurisdictions must now allow them.</w:t>
       </w:r>
     </w:p>
     <w:p>
@@ -456,7 +138,7 @@
           <w:color w:val="444444"/>
           <w:sz w:val="20"/>
         </w:rPr>
-        <w:t xml:space="preserve"> Development a property owner may build without asking for special permission — no rezoning, no discretionary vote. AB241 (2025) makes apartments and mixed-use housing by right on commercial land.</w:t>
+        <w:t xml:space="preserve"> Development a property owner may build without asking for special permission — no rezoning, no discretionary vote. Apartments on commercial land are now by right statewide.</w:t>
       </w:r>
     </w:p>
     <w:p>
@@ -508,7 +190,7 @@
           <w:color w:val="444444"/>
           <w:sz w:val="20"/>
         </w:rPr>
-        <w:t xml:space="preserve"> Letting a developer pay money into a housing fund instead of building required affordable units.</w:t>
+        <w:t xml:space="preserve"> Letting a developer pay into a housing fund instead of building required affordable units.</w:t>
       </w:r>
     </w:p>
     <w:p>
@@ -534,7 +216,7 @@
           <w:color w:val="444444"/>
           <w:sz w:val="20"/>
         </w:rPr>
-        <w:t xml:space="preserve"> A charge on new residential development, dedicated to affordable housing (SB99, 2025).</w:t>
+        <w:t xml:space="preserve"> A charge on new residential development, dedicated to affordable housing.</w:t>
       </w:r>
     </w:p>
     <w:p>
@@ -560,7 +242,7 @@
           <w:color w:val="444444"/>
           <w:sz w:val="20"/>
         </w:rPr>
-        <w:t xml:space="preserve"> A charge on new development to fund the infrastructure it will need — roads, sewers, schools (SB471's school version, 2019).</w:t>
+        <w:t xml:space="preserve"> A charge on new development to fund the infrastructure it will need — roads, sewers, schools.</w:t>
       </w:r>
     </w:p>
     <w:p>
@@ -586,7 +268,7 @@
           <w:color w:val="444444"/>
           <w:sz w:val="20"/>
         </w:rPr>
-        <w:t xml:space="preserve"> An annual limit on how many homes corporations and LLCs may buy — the design of SB395, SB391, and SB10.</w:t>
+        <w:t xml:space="preserve"> An annual limit on how many homes corporations and LLCs may buy — the record's most-advanced unfinished idea.</w:t>
       </w:r>
     </w:p>
     <w:p>
@@ -612,7 +294,7 @@
           <w:color w:val="444444"/>
           <w:sz w:val="20"/>
         </w:rPr>
-        <w:t xml:space="preserve"> A required state register of investor-owned rental homes, paired with the cap in SB10.</w:t>
+        <w:t xml:space="preserve"> A required state register of investor-owned rental homes.</w:t>
       </w:r>
     </w:p>
     <w:p>
@@ -638,7 +320,7 @@
           <w:color w:val="444444"/>
           <w:sz w:val="20"/>
         </w:rPr>
-        <w:t xml:space="preserve"> A legal limit on how much rent can rise; "the cap-ban" refers to the mirror-image bills that would forbid cities from adopting any rent control.</w:t>
+        <w:t xml:space="preserve"> A legal limit on how much rent can rise; "the cap-ban" refers to mirror-image bills that would forbid cities from adopting any rent control.</w:t>
       </w:r>
     </w:p>
     <w:p>
@@ -664,7 +346,7 @@
           <w:color w:val="444444"/>
           <w:sz w:val="20"/>
         </w:rPr>
-        <w:t xml:space="preserve"> A community of factory-built homes whose owners typically rent the lot under them — why SB275's rent cap targeted parks and the seniors living in them.</w:t>
+        <w:t xml:space="preserve"> A community of factory-built homes whose owners typically rent the lot under them — why the one rent cap that passed targeted parks and the seniors living in them.</w:t>
       </w:r>
     </w:p>
     <w:p>
@@ -690,7 +372,7 @@
           <w:color w:val="444444"/>
           <w:sz w:val="20"/>
         </w:rPr>
-        <w:t xml:space="preserve"> Requiring the advertised rent to be the real total, with mandatory fees included and disclosed (AB121, 2025).</w:t>
+        <w:t xml:space="preserve"> Requiring the advertised rent to be the real total, with mandatory fees included and disclosed — now law.</w:t>
       </w:r>
     </w:p>
     <w:p>
@@ -716,7 +398,7 @@
           <w:color w:val="444444"/>
           <w:sz w:val="20"/>
         </w:rPr>
-        <w:t xml:space="preserve"> The fee to apply for a rental; the penalty for late rent (capped at 5 percent since 2019); and the three-day window after the due date before a late fee may be charged (since 2021).</w:t>
+        <w:t xml:space="preserve"> The fee to apply for a rental; the penalty for late rent (capped at 5 percent); and the three-day window after the due date before a late fee may be charged.</w:t>
       </w:r>
     </w:p>
     <w:p>
@@ -742,7 +424,7 @@
           <w:color w:val="444444"/>
           <w:sz w:val="20"/>
         </w:rPr>
-        <w:t xml:space="preserve"> A proposed statewide list of rental-property owners; died in first committee in 2021 and 2025.</w:t>
+        <w:t xml:space="preserve"> A proposed statewide list of rental-property owners.</w:t>
       </w:r>
     </w:p>
     <w:p>
@@ -768,7 +450,7 @@
           <w:color w:val="444444"/>
           <w:sz w:val="20"/>
         </w:rPr>
-        <w:t xml:space="preserve"> Programs that resolve nonpayment cases — through mediation or rental assistance — before they become evictions (AB475, 2025).</w:t>
+        <w:t xml:space="preserve"> Programs that resolve nonpayment cases — through mediation or rental assistance — before they become evictions.</w:t>
       </w:r>
     </w:p>
     <w:p>
@@ -794,7 +476,7 @@
           <w:color w:val="444444"/>
           <w:sz w:val="20"/>
         </w:rPr>
-        <w:t xml:space="preserve"> Renters who pay part of their rent with a federal housing voucher (often called Section 8); the twice-failed ADU tax break rewarded landlords who rent to them.</w:t>
+        <w:t xml:space="preserve"> Renters who pay part of their rent with a federal housing voucher (often called Section 8).</w:t>
       </w:r>
     </w:p>
     <w:p>
@@ -820,7 +502,7 @@
           <w:color w:val="444444"/>
           <w:sz w:val="20"/>
         </w:rPr>
-        <w:t xml:space="preserve"> Savings accounts where donors match what a family deposits toward a first home (SB188, 2021).</w:t>
+        <w:t xml:space="preserve"> Savings accounts where donors match what a family deposits toward a first home.</w:t>
       </w:r>
     </w:p>
     <w:p>
@@ -846,7 +528,7 @@
           <w:color w:val="444444"/>
           <w:sz w:val="20"/>
         </w:rPr>
-        <w:t xml:space="preserve"> Paying money up front to lower a mortgage's interest rate; SB193 (2025) would have piloted state buy-downs for first-home borrowers.</w:t>
+        <w:t xml:space="preserve"> Paying money up front to lower a mortgage's interest rate; a state pilot for first-home borrowers passed the Senate and stalled.</w:t>
       </w:r>
     </w:p>
     <w:p>
@@ -872,7 +554,7 @@
           <w:color w:val="444444"/>
           <w:sz w:val="20"/>
         </w:rPr>
-        <w:t xml:space="preserve"> Very small homes, and homes built in factories and assembled on site; SB150 (2021) legalized tiny houses in some zones and AB38 (2025) modernized the factory-built code.</w:t>
+        <w:t xml:space="preserve"> Very small homes, and homes built in factories and assembled on site — both now recognized in Nevada law.</w:t>
       </w:r>
     </w:p>
     <w:p>
@@ -898,7 +580,7 @@
           <w:color w:val="444444"/>
           <w:sz w:val="20"/>
         </w:rPr>
-        <w:t xml:space="preserve"> Homes sold at construction cost to moderate-income buyers, with rules keeping them from being flipped to investors — SB430's untested design.</w:t>
+        <w:t xml:space="preserve"> Homes sold at construction cost to moderate-income buyers, with rules keeping them from being flipped to investors — an untested design.</w:t>
       </w:r>
     </w:p>
     <w:p>
@@ -924,7 +606,7 @@
           <w:color w:val="444444"/>
           <w:sz w:val="20"/>
         </w:rPr>
-        <w:t xml:space="preserve"> Housing affordable to working households; the Nevada Attainable Housing Account (AB540, 2025) is the state's $133 million fund for it.</w:t>
+        <w:t xml:space="preserve"> Housing affordable to working households; Nevada's new $133 million account funds it.</w:t>
       </w:r>
     </w:p>
     <w:p>
@@ -976,7 +658,7 @@
           <w:color w:val="444444"/>
           <w:sz w:val="20"/>
         </w:rPr>
-        <w:t xml:space="preserve"> The Housing Division's public-facing ombudsman role; the 2025 bill upgrading the Advocate into a Liaison passed the Assembly 42–0 and died in the Senate.</w:t>
+        <w:t xml:space="preserve"> The Housing Division's public-facing ombudsman role, and the proposed upgrade of it.</w:t>
       </w:r>
     </w:p>
     <w:p>
@@ -1002,7 +684,7 @@
           <w:color w:val="444444"/>
           <w:sz w:val="20"/>
         </w:rPr>
-        <w:t xml:space="preserve"> The statutory builders-and-citizens advisory body recreated by AB476 (2019), with an annual statewide needs report and the right to request one bill draft per session.</w:t>
+        <w:t xml:space="preserve"> The statutory advisory body of builders, citizens, and legislators, with an annual statewide needs report and the right to request one bill draft per session.</w:t>
       </w:r>
     </w:p>
     <w:p>
@@ -1028,7 +710,7 @@
           <w:color w:val="444444"/>
           <w:sz w:val="20"/>
         </w:rPr>
-        <w:t xml:space="preserve"> The state law relocating residents of Windsor Park, a North Las Vegas neighborhood where sinking ground has damaged homes; revised by SB6 of the 2025 special session.</w:t>
+        <w:t xml:space="preserve"> The state law relocating residents of Windsor Park, a North Las Vegas neighborhood where sinking ground has damaged homes.</w:t>
       </w:r>
     </w:p>
     <w:p>
@@ -1054,7 +736,7 @@
           <w:color w:val="444444"/>
           <w:sz w:val="20"/>
         </w:rPr>
-        <w:t xml:space="preserve"> An investment fund that pools money from large investors — shorthand in the corporate-ownership debate for institutional buyers of single-family homes.</w:t>
+        <w:t xml:space="preserve"> An investment fund pooling money from large investors — shorthand in the corporate-ownership debate for institutional buyers of single-family homes.</w:t>
       </w:r>
     </w:p>
     <w:p>
@@ -1138,7 +820,7 @@
           <w:color w:val="444444"/>
           <w:sz w:val="20"/>
         </w:rPr>
-        <w:t xml:space="preserve"> Flexible federal housing and community-development money sent to states and cities by the Department of Housing and Urban Development.</w:t>
+        <w:t xml:space="preserve"> Flexible federal housing and community-development money sent to states and cities.</w:t>
       </w:r>
     </w:p>
     <w:p>
@@ -1164,7 +846,7 @@
           <w:color w:val="444444"/>
           <w:sz w:val="20"/>
         </w:rPr>
-        <w:t xml:space="preserve"> Federally backed mortgages — insured by the Federal Housing Administration or guaranteed for veterans by the Department of Veterans Affairs — that let buyers qualify with smaller down payments.</w:t>
+        <w:t xml:space="preserve"> Federally backed mortgages that let buyers qualify with smaller down payments.</w:t>
       </w:r>
     </w:p>
     <w:p>
@@ -1248,7 +930,7 @@
           <w:color w:val="444444"/>
           <w:sz w:val="20"/>
         </w:rPr>
-        <w:t xml:space="preserve"> Assembly Bill / Senate Bill — the chamber a bill started in, plus its number. Numbering restarts every session, so a number can repeat across years.</w:t>
+        <w:t xml:space="preserve"> Assembly Bill / Senate Bill — the chamber a bill started in, plus its number. Numbering restarts every session, so the same number in different years is a different bill.</w:t>
       </w:r>
     </w:p>
     <w:p>

--- a/briefs/nevada/housing-affordability/citizen-v3/glossary.docx
+++ b/briefs/nevada/housing-affordability/citizen-v3/glossary.docx
@@ -54,7 +54,1053 @@
           <w:color w:val="444444"/>
           <w:sz w:val="20"/>
         </w:rPr>
-        <w:t>Plain-language definitions for the terms and acronyms in "Housing Affordability in Nevada" (citizen brief v3.0). Lawmaking-process terms are in the shared companion, "How Nevada Lawmaking Works."</w:t>
+        <w:t>Plain-language definitions of the terms and acronyms in "Housing Affordability in Nevada" (citizen brief v3.0), followed by the legislative process guide shared by all four briefs.</w:t>
+      </w:r>
+    </w:p>
+    <w:p>
+      <w:pPr>
+        <w:sectPr>
+          <w:pgSz w:w="12240" w:h="15840"/>
+          <w:pgMar w:top="864" w:right="864" w:bottom="864" w:left="864" w:header="720" w:footer="720" w:gutter="0"/>
+          <w:cols w:space="720"/>
+          <w:docGrid w:linePitch="360"/>
+        </w:sectPr>
+      </w:pPr>
+    </w:p>
+    <w:p>
+      <w:pPr>
+        <w:widowControl/>
+        <w:spacing w:before="100" w:after="40" w:lineRule="auto" w:line="254"/>
+      </w:pPr>
+      <w:r>
+        <w:rPr>
+          <w:rFonts w:ascii="Arial" w:hAnsi="Arial" w:cs="Arial" w:eastAsia="Arial"/>
+          <w:b/>
+          <w:color w:val="C0392B"/>
+          <w:sz w:val="25"/>
+          <w:spacing w:val="20"/>
+        </w:rPr>
+        <w:t>GLOSSARY</w:t>
+      </w:r>
+    </w:p>
+    <w:p>
+      <w:pPr>
+        <w:widowControl/>
+        <w:spacing w:before="0" w:after="60" w:lineRule="auto" w:line="252"/>
+        <w:ind w:left="200"/>
+      </w:pPr>
+      <w:r>
+        <w:rPr>
+          <w:rFonts w:ascii="Arial" w:hAnsi="Arial" w:cs="Arial" w:eastAsia="Arial"/>
+          <w:b w:val="0"/>
+          <w:color w:val="C0392B"/>
+          <w:sz w:val="20"/>
+        </w:rPr>
+        <w:t xml:space="preserve">▪  </w:t>
+      </w:r>
+      <w:r>
+        <w:rPr>
+          <w:rFonts w:ascii="Arial" w:hAnsi="Arial" w:cs="Arial" w:eastAsia="Arial"/>
+          <w:b/>
+          <w:color w:val="1A2D4F"/>
+          <w:sz w:val="20"/>
+        </w:rPr>
+        <w:t>Accessory dwelling unit (ADU):</w:t>
+      </w:r>
+      <w:r>
+        <w:rPr>
+          <w:rFonts w:ascii="Arial" w:hAnsi="Arial" w:cs="Arial" w:eastAsia="Arial"/>
+          <w:b w:val="0"/>
+          <w:color w:val="444444"/>
+          <w:sz w:val="20"/>
+        </w:rPr>
+        <w:t xml:space="preserve"> A small second home on the same lot as a main house — a casita, garage apartment, or backyard cottage. Nevada's largest jurisdictions must now allow them.</w:t>
+      </w:r>
+    </w:p>
+    <w:p>
+      <w:pPr>
+        <w:widowControl/>
+        <w:spacing w:before="0" w:after="60" w:lineRule="auto" w:line="252"/>
+        <w:ind w:left="200"/>
+      </w:pPr>
+      <w:r>
+        <w:rPr>
+          <w:rFonts w:ascii="Arial" w:hAnsi="Arial" w:cs="Arial" w:eastAsia="Arial"/>
+          <w:b w:val="0"/>
+          <w:color w:val="C0392B"/>
+          <w:sz w:val="20"/>
+        </w:rPr>
+        <w:t xml:space="preserve">▪  </w:t>
+      </w:r>
+      <w:r>
+        <w:rPr>
+          <w:rFonts w:ascii="Arial" w:hAnsi="Arial" w:cs="Arial" w:eastAsia="Arial"/>
+          <w:b/>
+          <w:color w:val="1A2D4F"/>
+          <w:sz w:val="20"/>
+        </w:rPr>
+        <w:t>Advisory Committee on Housing:</w:t>
+      </w:r>
+      <w:r>
+        <w:rPr>
+          <w:rFonts w:ascii="Arial" w:hAnsi="Arial" w:cs="Arial" w:eastAsia="Arial"/>
+          <w:b w:val="0"/>
+          <w:color w:val="444444"/>
+          <w:sz w:val="20"/>
+        </w:rPr>
+        <w:t xml:space="preserve"> The statutory advisory body of builders, citizens, and legislators, with an annual statewide needs report and the right to request one bill draft per session.</w:t>
+      </w:r>
+    </w:p>
+    <w:p>
+      <w:pPr>
+        <w:widowControl/>
+        <w:spacing w:before="0" w:after="60" w:lineRule="auto" w:line="252"/>
+        <w:ind w:left="200"/>
+      </w:pPr>
+      <w:r>
+        <w:rPr>
+          <w:rFonts w:ascii="Arial" w:hAnsi="Arial" w:cs="Arial" w:eastAsia="Arial"/>
+          <w:b w:val="0"/>
+          <w:color w:val="C0392B"/>
+          <w:sz w:val="20"/>
+        </w:rPr>
+        <w:t xml:space="preserve">▪  </w:t>
+      </w:r>
+      <w:r>
+        <w:rPr>
+          <w:rFonts w:ascii="Arial" w:hAnsi="Arial" w:cs="Arial" w:eastAsia="Arial"/>
+          <w:b/>
+          <w:color w:val="1A2D4F"/>
+          <w:sz w:val="20"/>
+        </w:rPr>
+        <w:t>All-in pricing:</w:t>
+      </w:r>
+      <w:r>
+        <w:rPr>
+          <w:rFonts w:ascii="Arial" w:hAnsi="Arial" w:cs="Arial" w:eastAsia="Arial"/>
+          <w:b w:val="0"/>
+          <w:color w:val="444444"/>
+          <w:sz w:val="20"/>
+        </w:rPr>
+        <w:t xml:space="preserve"> Requiring the advertised rent to be the real total, with mandatory fees included and disclosed — now law.</w:t>
+      </w:r>
+    </w:p>
+    <w:p>
+      <w:pPr>
+        <w:widowControl/>
+        <w:spacing w:before="0" w:after="60" w:lineRule="auto" w:line="252"/>
+        <w:ind w:left="200"/>
+      </w:pPr>
+      <w:r>
+        <w:rPr>
+          <w:rFonts w:ascii="Arial" w:hAnsi="Arial" w:cs="Arial" w:eastAsia="Arial"/>
+          <w:b w:val="0"/>
+          <w:color w:val="C0392B"/>
+          <w:sz w:val="20"/>
+        </w:rPr>
+        <w:t xml:space="preserve">▪  </w:t>
+      </w:r>
+      <w:r>
+        <w:rPr>
+          <w:rFonts w:ascii="Arial" w:hAnsi="Arial" w:cs="Arial" w:eastAsia="Arial"/>
+          <w:b/>
+          <w:color w:val="1A2D4F"/>
+          <w:sz w:val="20"/>
+        </w:rPr>
+        <w:t>Application fee / late fee / grace period:</w:t>
+      </w:r>
+      <w:r>
+        <w:rPr>
+          <w:rFonts w:ascii="Arial" w:hAnsi="Arial" w:cs="Arial" w:eastAsia="Arial"/>
+          <w:b w:val="0"/>
+          <w:color w:val="444444"/>
+          <w:sz w:val="20"/>
+        </w:rPr>
+        <w:t xml:space="preserve"> The fee to apply for a rental; the penalty for late rent (capped at 5 percent); and the three-day window after the due date before a late fee may be charged.</w:t>
+      </w:r>
+    </w:p>
+    <w:p>
+      <w:pPr>
+        <w:widowControl/>
+        <w:spacing w:before="0" w:after="60" w:lineRule="auto" w:line="252"/>
+        <w:ind w:left="200"/>
+      </w:pPr>
+      <w:r>
+        <w:rPr>
+          <w:rFonts w:ascii="Arial" w:hAnsi="Arial" w:cs="Arial" w:eastAsia="Arial"/>
+          <w:b w:val="0"/>
+          <w:color w:val="C0392B"/>
+          <w:sz w:val="20"/>
+        </w:rPr>
+        <w:t xml:space="preserve">▪  </w:t>
+      </w:r>
+      <w:r>
+        <w:rPr>
+          <w:rFonts w:ascii="Arial" w:hAnsi="Arial" w:cs="Arial" w:eastAsia="Arial"/>
+          <w:b/>
+          <w:color w:val="1A2D4F"/>
+          <w:sz w:val="20"/>
+        </w:rPr>
+        <w:t>At-cost starter homes / resale protections:</w:t>
+      </w:r>
+      <w:r>
+        <w:rPr>
+          <w:rFonts w:ascii="Arial" w:hAnsi="Arial" w:cs="Arial" w:eastAsia="Arial"/>
+          <w:b w:val="0"/>
+          <w:color w:val="444444"/>
+          <w:sz w:val="20"/>
+        </w:rPr>
+        <w:t xml:space="preserve"> Homes sold at construction cost to moderate-income buyers, with rules keeping them from being flipped to investors — an untested design.</w:t>
+      </w:r>
+    </w:p>
+    <w:p>
+      <w:pPr>
+        <w:widowControl/>
+        <w:spacing w:before="0" w:after="60" w:lineRule="auto" w:line="252"/>
+        <w:ind w:left="200"/>
+      </w:pPr>
+      <w:r>
+        <w:rPr>
+          <w:rFonts w:ascii="Arial" w:hAnsi="Arial" w:cs="Arial" w:eastAsia="Arial"/>
+          <w:b w:val="0"/>
+          <w:color w:val="C0392B"/>
+          <w:sz w:val="20"/>
+        </w:rPr>
+        <w:t xml:space="preserve">▪  </w:t>
+      </w:r>
+      <w:r>
+        <w:rPr>
+          <w:rFonts w:ascii="Arial" w:hAnsi="Arial" w:cs="Arial" w:eastAsia="Arial"/>
+          <w:b/>
+          <w:color w:val="1A2D4F"/>
+          <w:sz w:val="20"/>
+        </w:rPr>
+        <w:t>Attainable housing:</w:t>
+      </w:r>
+      <w:r>
+        <w:rPr>
+          <w:rFonts w:ascii="Arial" w:hAnsi="Arial" w:cs="Arial" w:eastAsia="Arial"/>
+          <w:b w:val="0"/>
+          <w:color w:val="444444"/>
+          <w:sz w:val="20"/>
+        </w:rPr>
+        <w:t xml:space="preserve"> Housing affordable to working households; Nevada's new $133 million account funds it.</w:t>
+      </w:r>
+    </w:p>
+    <w:p>
+      <w:pPr>
+        <w:widowControl/>
+        <w:spacing w:before="0" w:after="60" w:lineRule="auto" w:line="252"/>
+        <w:ind w:left="200"/>
+      </w:pPr>
+      <w:r>
+        <w:rPr>
+          <w:rFonts w:ascii="Arial" w:hAnsi="Arial" w:cs="Arial" w:eastAsia="Arial"/>
+          <w:b w:val="0"/>
+          <w:color w:val="C0392B"/>
+          <w:sz w:val="20"/>
+        </w:rPr>
+        <w:t xml:space="preserve">▪  </w:t>
+      </w:r>
+      <w:r>
+        <w:rPr>
+          <w:rFonts w:ascii="Arial" w:hAnsi="Arial" w:cs="Arial" w:eastAsia="Arial"/>
+          <w:b/>
+          <w:color w:val="1A2D4F"/>
+          <w:sz w:val="20"/>
+        </w:rPr>
+        <w:t>By right:</w:t>
+      </w:r>
+      <w:r>
+        <w:rPr>
+          <w:rFonts w:ascii="Arial" w:hAnsi="Arial" w:cs="Arial" w:eastAsia="Arial"/>
+          <w:b w:val="0"/>
+          <w:color w:val="444444"/>
+          <w:sz w:val="20"/>
+        </w:rPr>
+        <w:t xml:space="preserve"> Development a property owner may build without asking for special permission — no rezoning, no discretionary vote. Apartments on commercial land are now by right statewide.</w:t>
+      </w:r>
+    </w:p>
+    <w:p>
+      <w:pPr>
+        <w:widowControl/>
+        <w:spacing w:before="0" w:after="60" w:lineRule="auto" w:line="252"/>
+        <w:ind w:left="200"/>
+      </w:pPr>
+      <w:r>
+        <w:rPr>
+          <w:rFonts w:ascii="Arial" w:hAnsi="Arial" w:cs="Arial" w:eastAsia="Arial"/>
+          <w:b w:val="0"/>
+          <w:color w:val="C0392B"/>
+          <w:sz w:val="20"/>
+        </w:rPr>
+        <w:t xml:space="preserve">▪  </w:t>
+      </w:r>
+      <w:r>
+        <w:rPr>
+          <w:rFonts w:ascii="Arial" w:hAnsi="Arial" w:cs="Arial" w:eastAsia="Arial"/>
+          <w:b/>
+          <w:color w:val="1A2D4F"/>
+          <w:sz w:val="20"/>
+        </w:rPr>
+        <w:t>Corporate-purchase cap:</w:t>
+      </w:r>
+      <w:r>
+        <w:rPr>
+          <w:rFonts w:ascii="Arial" w:hAnsi="Arial" w:cs="Arial" w:eastAsia="Arial"/>
+          <w:b w:val="0"/>
+          <w:color w:val="444444"/>
+          <w:sz w:val="20"/>
+        </w:rPr>
+        <w:t xml:space="preserve"> An annual limit on how many homes corporations and LLCs may buy — the record's most-advanced unfinished idea.</w:t>
+      </w:r>
+    </w:p>
+    <w:p>
+      <w:pPr>
+        <w:widowControl/>
+        <w:spacing w:before="0" w:after="60" w:lineRule="auto" w:line="252"/>
+        <w:ind w:left="200"/>
+      </w:pPr>
+      <w:r>
+        <w:rPr>
+          <w:rFonts w:ascii="Arial" w:hAnsi="Arial" w:cs="Arial" w:eastAsia="Arial"/>
+          <w:b w:val="0"/>
+          <w:color w:val="C0392B"/>
+          <w:sz w:val="20"/>
+        </w:rPr>
+        <w:t xml:space="preserve">▪  </w:t>
+      </w:r>
+      <w:r>
+        <w:rPr>
+          <w:rFonts w:ascii="Arial" w:hAnsi="Arial" w:cs="Arial" w:eastAsia="Arial"/>
+          <w:b/>
+          <w:color w:val="1A2D4F"/>
+          <w:sz w:val="20"/>
+        </w:rPr>
+        <w:t>Eviction diversion:</w:t>
+      </w:r>
+      <w:r>
+        <w:rPr>
+          <w:rFonts w:ascii="Arial" w:hAnsi="Arial" w:cs="Arial" w:eastAsia="Arial"/>
+          <w:b w:val="0"/>
+          <w:color w:val="444444"/>
+          <w:sz w:val="20"/>
+        </w:rPr>
+        <w:t xml:space="preserve"> Programs that resolve nonpayment cases — through mediation or rental assistance — before they become evictions.</w:t>
+      </w:r>
+    </w:p>
+    <w:p>
+      <w:pPr>
+        <w:widowControl/>
+        <w:spacing w:before="0" w:after="60" w:lineRule="auto" w:line="252"/>
+        <w:ind w:left="200"/>
+      </w:pPr>
+      <w:r>
+        <w:rPr>
+          <w:rFonts w:ascii="Arial" w:hAnsi="Arial" w:cs="Arial" w:eastAsia="Arial"/>
+          <w:b w:val="0"/>
+          <w:color w:val="C0392B"/>
+          <w:sz w:val="20"/>
+        </w:rPr>
+        <w:t xml:space="preserve">▪  </w:t>
+      </w:r>
+      <w:r>
+        <w:rPr>
+          <w:rFonts w:ascii="Arial" w:hAnsi="Arial" w:cs="Arial" w:eastAsia="Arial"/>
+          <w:b/>
+          <w:color w:val="1A2D4F"/>
+          <w:sz w:val="20"/>
+        </w:rPr>
+        <w:t>FHA / VA loans:</w:t>
+      </w:r>
+      <w:r>
+        <w:rPr>
+          <w:rFonts w:ascii="Arial" w:hAnsi="Arial" w:cs="Arial" w:eastAsia="Arial"/>
+          <w:b w:val="0"/>
+          <w:color w:val="444444"/>
+          <w:sz w:val="20"/>
+        </w:rPr>
+        <w:t xml:space="preserve"> Federally backed mortgages — insured by the Federal Housing Administration or guaranteed by the Department of Veterans Affairs — that let buyers qualify with smaller down payments.</w:t>
+      </w:r>
+    </w:p>
+    <w:p>
+      <w:pPr>
+        <w:widowControl/>
+        <w:spacing w:before="0" w:after="60" w:lineRule="auto" w:line="252"/>
+        <w:ind w:left="200"/>
+      </w:pPr>
+      <w:r>
+        <w:rPr>
+          <w:rFonts w:ascii="Arial" w:hAnsi="Arial" w:cs="Arial" w:eastAsia="Arial"/>
+          <w:b w:val="0"/>
+          <w:color w:val="C0392B"/>
+          <w:sz w:val="20"/>
+        </w:rPr>
+        <w:t xml:space="preserve">▪  </w:t>
+      </w:r>
+      <w:r>
+        <w:rPr>
+          <w:rFonts w:ascii="Arial" w:hAnsi="Arial" w:cs="Arial" w:eastAsia="Arial"/>
+          <w:b/>
+          <w:color w:val="1A2D4F"/>
+          <w:sz w:val="20"/>
+        </w:rPr>
+        <w:t>Hedge fund:</w:t>
+      </w:r>
+      <w:r>
+        <w:rPr>
+          <w:rFonts w:ascii="Arial" w:hAnsi="Arial" w:cs="Arial" w:eastAsia="Arial"/>
+          <w:b w:val="0"/>
+          <w:color w:val="444444"/>
+          <w:sz w:val="20"/>
+        </w:rPr>
+        <w:t xml:space="preserve"> An investment fund pooling money from large investors — shorthand in the corporate-ownership debate for institutional buyers of single-family homes.</w:t>
+      </w:r>
+    </w:p>
+    <w:p>
+      <w:pPr>
+        <w:widowControl/>
+        <w:spacing w:before="0" w:after="60" w:lineRule="auto" w:line="252"/>
+        <w:ind w:left="200"/>
+      </w:pPr>
+      <w:r>
+        <w:rPr>
+          <w:rFonts w:ascii="Arial" w:hAnsi="Arial" w:cs="Arial" w:eastAsia="Arial"/>
+          <w:b w:val="0"/>
+          <w:color w:val="C0392B"/>
+          <w:sz w:val="20"/>
+        </w:rPr>
+        <w:t xml:space="preserve">▪  </w:t>
+      </w:r>
+      <w:r>
+        <w:rPr>
+          <w:rFonts w:ascii="Arial" w:hAnsi="Arial" w:cs="Arial" w:eastAsia="Arial"/>
+          <w:b/>
+          <w:color w:val="1A2D4F"/>
+          <w:sz w:val="20"/>
+        </w:rPr>
+        <w:t>Housing Advocate / Housing Liaison:</w:t>
+      </w:r>
+      <w:r>
+        <w:rPr>
+          <w:rFonts w:ascii="Arial" w:hAnsi="Arial" w:cs="Arial" w:eastAsia="Arial"/>
+          <w:b w:val="0"/>
+          <w:color w:val="444444"/>
+          <w:sz w:val="20"/>
+        </w:rPr>
+        <w:t xml:space="preserve"> The Housing Division's public-facing ombudsman role, and the proposed upgrade of it.</w:t>
+      </w:r>
+    </w:p>
+    <w:p>
+      <w:pPr>
+        <w:widowControl/>
+        <w:spacing w:before="0" w:after="60" w:lineRule="auto" w:line="252"/>
+        <w:ind w:left="200"/>
+      </w:pPr>
+      <w:r>
+        <w:rPr>
+          <w:rFonts w:ascii="Arial" w:hAnsi="Arial" w:cs="Arial" w:eastAsia="Arial"/>
+          <w:b w:val="0"/>
+          <w:color w:val="C0392B"/>
+          <w:sz w:val="20"/>
+        </w:rPr>
+        <w:t xml:space="preserve">▪  </w:t>
+      </w:r>
+      <w:r>
+        <w:rPr>
+          <w:rFonts w:ascii="Arial" w:hAnsi="Arial" w:cs="Arial" w:eastAsia="Arial"/>
+          <w:b/>
+          <w:color w:val="1A2D4F"/>
+          <w:sz w:val="20"/>
+        </w:rPr>
+        <w:t>Housing Division / bond authority:</w:t>
+      </w:r>
+      <w:r>
+        <w:rPr>
+          <w:rFonts w:ascii="Arial" w:hAnsi="Arial" w:cs="Arial" w:eastAsia="Arial"/>
+          <w:b w:val="0"/>
+          <w:color w:val="444444"/>
+          <w:sz w:val="20"/>
+        </w:rPr>
+        <w:t xml:space="preserve"> The state housing agency, which finances homebuyer programs by issuing bonds rather than through session-by-session laws.</w:t>
+      </w:r>
+    </w:p>
+    <w:p>
+      <w:pPr>
+        <w:widowControl/>
+        <w:spacing w:before="0" w:after="60" w:lineRule="auto" w:line="252"/>
+        <w:ind w:left="200"/>
+      </w:pPr>
+      <w:r>
+        <w:rPr>
+          <w:rFonts w:ascii="Arial" w:hAnsi="Arial" w:cs="Arial" w:eastAsia="Arial"/>
+          <w:b w:val="0"/>
+          <w:color w:val="C0392B"/>
+          <w:sz w:val="20"/>
+        </w:rPr>
+        <w:t xml:space="preserve">▪  </w:t>
+      </w:r>
+      <w:r>
+        <w:rPr>
+          <w:rFonts w:ascii="Arial" w:hAnsi="Arial" w:cs="Arial" w:eastAsia="Arial"/>
+          <w:b/>
+          <w:color w:val="1A2D4F"/>
+          <w:sz w:val="20"/>
+        </w:rPr>
+        <w:t>HUD block grants:</w:t>
+      </w:r>
+      <w:r>
+        <w:rPr>
+          <w:rFonts w:ascii="Arial" w:hAnsi="Arial" w:cs="Arial" w:eastAsia="Arial"/>
+          <w:b w:val="0"/>
+          <w:color w:val="444444"/>
+          <w:sz w:val="20"/>
+        </w:rPr>
+        <w:t xml:space="preserve"> Flexible federal housing and community-development money sent to states and cities by the U.S. Department of Housing and Urban Development.</w:t>
+      </w:r>
+    </w:p>
+    <w:p>
+      <w:pPr>
+        <w:widowControl/>
+        <w:spacing w:before="0" w:after="60" w:lineRule="auto" w:line="252"/>
+        <w:ind w:left="200"/>
+      </w:pPr>
+      <w:r>
+        <w:rPr>
+          <w:rFonts w:ascii="Arial" w:hAnsi="Arial" w:cs="Arial" w:eastAsia="Arial"/>
+          <w:b w:val="0"/>
+          <w:color w:val="C0392B"/>
+          <w:sz w:val="20"/>
+        </w:rPr>
+        <w:t xml:space="preserve">▪  </w:t>
+      </w:r>
+      <w:r>
+        <w:rPr>
+          <w:rFonts w:ascii="Arial" w:hAnsi="Arial" w:cs="Arial" w:eastAsia="Arial"/>
+          <w:b/>
+          <w:color w:val="1A2D4F"/>
+          <w:sz w:val="20"/>
+        </w:rPr>
+        <w:t>Impact fee:</w:t>
+      </w:r>
+      <w:r>
+        <w:rPr>
+          <w:rFonts w:ascii="Arial" w:hAnsi="Arial" w:cs="Arial" w:eastAsia="Arial"/>
+          <w:b w:val="0"/>
+          <w:color w:val="444444"/>
+          <w:sz w:val="20"/>
+        </w:rPr>
+        <w:t xml:space="preserve"> A charge on new development to fund the infrastructure it will need — roads, sewers, schools.</w:t>
+      </w:r>
+    </w:p>
+    <w:p>
+      <w:pPr>
+        <w:widowControl/>
+        <w:spacing w:before="0" w:after="60" w:lineRule="auto" w:line="252"/>
+        <w:ind w:left="200"/>
+      </w:pPr>
+      <w:r>
+        <w:rPr>
+          <w:rFonts w:ascii="Arial" w:hAnsi="Arial" w:cs="Arial" w:eastAsia="Arial"/>
+          <w:b w:val="0"/>
+          <w:color w:val="C0392B"/>
+          <w:sz w:val="20"/>
+        </w:rPr>
+        <w:t xml:space="preserve">▪  </w:t>
+      </w:r>
+      <w:r>
+        <w:rPr>
+          <w:rFonts w:ascii="Arial" w:hAnsi="Arial" w:cs="Arial" w:eastAsia="Arial"/>
+          <w:b/>
+          <w:color w:val="1A2D4F"/>
+          <w:sz w:val="20"/>
+        </w:rPr>
+        <w:t>Inclusionary requirement:</w:t>
+      </w:r>
+      <w:r>
+        <w:rPr>
+          <w:rFonts w:ascii="Arial" w:hAnsi="Arial" w:cs="Arial" w:eastAsia="Arial"/>
+          <w:b w:val="0"/>
+          <w:color w:val="444444"/>
+          <w:sz w:val="20"/>
+        </w:rPr>
+        <w:t xml:space="preserve"> A mandate that new developments include a percentage of affordable units — never filed in Nevada.</w:t>
+      </w:r>
+    </w:p>
+    <w:p>
+      <w:pPr>
+        <w:widowControl/>
+        <w:spacing w:before="0" w:after="60" w:lineRule="auto" w:line="252"/>
+        <w:ind w:left="200"/>
+      </w:pPr>
+      <w:r>
+        <w:rPr>
+          <w:rFonts w:ascii="Arial" w:hAnsi="Arial" w:cs="Arial" w:eastAsia="Arial"/>
+          <w:b w:val="0"/>
+          <w:color w:val="C0392B"/>
+          <w:sz w:val="20"/>
+        </w:rPr>
+        <w:t xml:space="preserve">▪  </w:t>
+      </w:r>
+      <w:r>
+        <w:rPr>
+          <w:rFonts w:ascii="Arial" w:hAnsi="Arial" w:cs="Arial" w:eastAsia="Arial"/>
+          <w:b/>
+          <w:color w:val="1A2D4F"/>
+          <w:sz w:val="20"/>
+        </w:rPr>
+        <w:t>In-lieu fund / in-lieu fee:</w:t>
+      </w:r>
+      <w:r>
+        <w:rPr>
+          <w:rFonts w:ascii="Arial" w:hAnsi="Arial" w:cs="Arial" w:eastAsia="Arial"/>
+          <w:b w:val="0"/>
+          <w:color w:val="444444"/>
+          <w:sz w:val="20"/>
+        </w:rPr>
+        <w:t xml:space="preserve"> Letting a developer pay into a housing fund instead of building required affordable units.</w:t>
+      </w:r>
+    </w:p>
+    <w:p>
+      <w:pPr>
+        <w:widowControl/>
+        <w:spacing w:before="0" w:after="60" w:lineRule="auto" w:line="252"/>
+        <w:ind w:left="200"/>
+      </w:pPr>
+      <w:r>
+        <w:rPr>
+          <w:rFonts w:ascii="Arial" w:hAnsi="Arial" w:cs="Arial" w:eastAsia="Arial"/>
+          <w:b w:val="0"/>
+          <w:color w:val="C0392B"/>
+          <w:sz w:val="20"/>
+        </w:rPr>
+        <w:t xml:space="preserve">▪  </w:t>
+      </w:r>
+      <w:r>
+        <w:rPr>
+          <w:rFonts w:ascii="Arial" w:hAnsi="Arial" w:cs="Arial" w:eastAsia="Arial"/>
+          <w:b/>
+          <w:color w:val="1A2D4F"/>
+          <w:sz w:val="20"/>
+        </w:rPr>
+        <w:t>Investor registry:</w:t>
+      </w:r>
+      <w:r>
+        <w:rPr>
+          <w:rFonts w:ascii="Arial" w:hAnsi="Arial" w:cs="Arial" w:eastAsia="Arial"/>
+          <w:b w:val="0"/>
+          <w:color w:val="444444"/>
+          <w:sz w:val="20"/>
+        </w:rPr>
+        <w:t xml:space="preserve"> A required state register of investor-owned rental homes.</w:t>
+      </w:r>
+    </w:p>
+    <w:p>
+      <w:pPr>
+        <w:widowControl/>
+        <w:spacing w:before="0" w:after="60" w:lineRule="auto" w:line="252"/>
+        <w:ind w:left="200"/>
+      </w:pPr>
+      <w:r>
+        <w:rPr>
+          <w:rFonts w:ascii="Arial" w:hAnsi="Arial" w:cs="Arial" w:eastAsia="Arial"/>
+          <w:b w:val="0"/>
+          <w:color w:val="C0392B"/>
+          <w:sz w:val="20"/>
+        </w:rPr>
+        <w:t xml:space="preserve">▪  </w:t>
+      </w:r>
+      <w:r>
+        <w:rPr>
+          <w:rFonts w:ascii="Arial" w:hAnsi="Arial" w:cs="Arial" w:eastAsia="Arial"/>
+          <w:b/>
+          <w:color w:val="1A2D4F"/>
+          <w:sz w:val="20"/>
+        </w:rPr>
+        <w:t>Junk-fee rule:</w:t>
+      </w:r>
+      <w:r>
+        <w:rPr>
+          <w:rFonts w:ascii="Arial" w:hAnsi="Arial" w:cs="Arial" w:eastAsia="Arial"/>
+          <w:b w:val="0"/>
+          <w:color w:val="444444"/>
+          <w:sz w:val="20"/>
+        </w:rPr>
+        <w:t xml:space="preserve"> The 2024 federal rule requiring up-front disclosure of mandatory fees — it covers lodging and event tickets, not rental housing.</w:t>
+      </w:r>
+    </w:p>
+    <w:p>
+      <w:pPr>
+        <w:widowControl/>
+        <w:spacing w:before="0" w:after="60" w:lineRule="auto" w:line="252"/>
+        <w:ind w:left="200"/>
+      </w:pPr>
+      <w:r>
+        <w:rPr>
+          <w:rFonts w:ascii="Arial" w:hAnsi="Arial" w:cs="Arial" w:eastAsia="Arial"/>
+          <w:b w:val="0"/>
+          <w:color w:val="C0392B"/>
+          <w:sz w:val="20"/>
+        </w:rPr>
+        <w:t xml:space="preserve">▪  </w:t>
+      </w:r>
+      <w:r>
+        <w:rPr>
+          <w:rFonts w:ascii="Arial" w:hAnsi="Arial" w:cs="Arial" w:eastAsia="Arial"/>
+          <w:b/>
+          <w:color w:val="1A2D4F"/>
+          <w:sz w:val="20"/>
+        </w:rPr>
+        <w:t>Landlord registry:</w:t>
+      </w:r>
+      <w:r>
+        <w:rPr>
+          <w:rFonts w:ascii="Arial" w:hAnsi="Arial" w:cs="Arial" w:eastAsia="Arial"/>
+          <w:b w:val="0"/>
+          <w:color w:val="444444"/>
+          <w:sz w:val="20"/>
+        </w:rPr>
+        <w:t xml:space="preserve"> A proposed statewide list of rental-property owners.</w:t>
+      </w:r>
+    </w:p>
+    <w:p>
+      <w:pPr>
+        <w:widowControl/>
+        <w:spacing w:before="0" w:after="60" w:lineRule="auto" w:line="252"/>
+        <w:ind w:left="200"/>
+      </w:pPr>
+      <w:r>
+        <w:rPr>
+          <w:rFonts w:ascii="Arial" w:hAnsi="Arial" w:cs="Arial" w:eastAsia="Arial"/>
+          <w:b w:val="0"/>
+          <w:color w:val="C0392B"/>
+          <w:sz w:val="20"/>
+        </w:rPr>
+        <w:t xml:space="preserve">▪  </w:t>
+      </w:r>
+      <w:r>
+        <w:rPr>
+          <w:rFonts w:ascii="Arial" w:hAnsi="Arial" w:cs="Arial" w:eastAsia="Arial"/>
+          <w:b/>
+          <w:color w:val="1A2D4F"/>
+          <w:sz w:val="20"/>
+        </w:rPr>
+        <w:t>Linkage fee:</w:t>
+      </w:r>
+      <w:r>
+        <w:rPr>
+          <w:rFonts w:ascii="Arial" w:hAnsi="Arial" w:cs="Arial" w:eastAsia="Arial"/>
+          <w:b w:val="0"/>
+          <w:color w:val="444444"/>
+          <w:sz w:val="20"/>
+        </w:rPr>
+        <w:t xml:space="preserve"> A charge on new residential development, dedicated to affordable housing.</w:t>
+      </w:r>
+    </w:p>
+    <w:p>
+      <w:pPr>
+        <w:widowControl/>
+        <w:spacing w:before="0" w:after="60" w:lineRule="auto" w:line="252"/>
+        <w:ind w:left="200"/>
+      </w:pPr>
+      <w:r>
+        <w:rPr>
+          <w:rFonts w:ascii="Arial" w:hAnsi="Arial" w:cs="Arial" w:eastAsia="Arial"/>
+          <w:b w:val="0"/>
+          <w:color w:val="C0392B"/>
+          <w:sz w:val="20"/>
+        </w:rPr>
+        <w:t xml:space="preserve">▪  </w:t>
+      </w:r>
+      <w:r>
+        <w:rPr>
+          <w:rFonts w:ascii="Arial" w:hAnsi="Arial" w:cs="Arial" w:eastAsia="Arial"/>
+          <w:b/>
+          <w:color w:val="1A2D4F"/>
+          <w:sz w:val="20"/>
+        </w:rPr>
+        <w:t>LLC:</w:t>
+      </w:r>
+      <w:r>
+        <w:rPr>
+          <w:rFonts w:ascii="Arial" w:hAnsi="Arial" w:cs="Arial" w:eastAsia="Arial"/>
+          <w:b w:val="0"/>
+          <w:color w:val="444444"/>
+          <w:sz w:val="20"/>
+        </w:rPr>
+        <w:t xml:space="preserve"> Limited liability company — the business structure many investor landlords use.</w:t>
+      </w:r>
+    </w:p>
+    <w:p>
+      <w:pPr>
+        <w:widowControl/>
+        <w:spacing w:before="0" w:after="60" w:lineRule="auto" w:line="252"/>
+        <w:ind w:left="200"/>
+      </w:pPr>
+      <w:r>
+        <w:rPr>
+          <w:rFonts w:ascii="Arial" w:hAnsi="Arial" w:cs="Arial" w:eastAsia="Arial"/>
+          <w:b w:val="0"/>
+          <w:color w:val="C0392B"/>
+          <w:sz w:val="20"/>
+        </w:rPr>
+        <w:t xml:space="preserve">▪  </w:t>
+      </w:r>
+      <w:r>
+        <w:rPr>
+          <w:rFonts w:ascii="Arial" w:hAnsi="Arial" w:cs="Arial" w:eastAsia="Arial"/>
+          <w:b/>
+          <w:color w:val="1A2D4F"/>
+          <w:sz w:val="20"/>
+        </w:rPr>
+        <w:t>Low-Income Housing Tax Credit:</w:t>
+      </w:r>
+      <w:r>
+        <w:rPr>
+          <w:rFonts w:ascii="Arial" w:hAnsi="Arial" w:cs="Arial" w:eastAsia="Arial"/>
+          <w:b w:val="0"/>
+          <w:color w:val="444444"/>
+          <w:sz w:val="20"/>
+        </w:rPr>
+        <w:t xml:space="preserve"> The main federal subsidy for building affordable rentals — tax credits investors buy, financing the projects.</w:t>
+      </w:r>
+    </w:p>
+    <w:p>
+      <w:pPr>
+        <w:widowControl/>
+        <w:spacing w:before="0" w:after="60" w:lineRule="auto" w:line="252"/>
+        <w:ind w:left="200"/>
+      </w:pPr>
+      <w:r>
+        <w:rPr>
+          <w:rFonts w:ascii="Arial" w:hAnsi="Arial" w:cs="Arial" w:eastAsia="Arial"/>
+          <w:b w:val="0"/>
+          <w:color w:val="C0392B"/>
+          <w:sz w:val="20"/>
+        </w:rPr>
+        <w:t xml:space="preserve">▪  </w:t>
+      </w:r>
+      <w:r>
+        <w:rPr>
+          <w:rFonts w:ascii="Arial" w:hAnsi="Arial" w:cs="Arial" w:eastAsia="Arial"/>
+          <w:b/>
+          <w:color w:val="1A2D4F"/>
+          <w:sz w:val="20"/>
+        </w:rPr>
+        <w:t>Manufactured-home park:</w:t>
+      </w:r>
+      <w:r>
+        <w:rPr>
+          <w:rFonts w:ascii="Arial" w:hAnsi="Arial" w:cs="Arial" w:eastAsia="Arial"/>
+          <w:b w:val="0"/>
+          <w:color w:val="444444"/>
+          <w:sz w:val="20"/>
+        </w:rPr>
+        <w:t xml:space="preserve"> A community of factory-built homes whose owners typically rent the lot under them — why the one rent cap that passed targeted parks and the seniors living in them.</w:t>
+      </w:r>
+    </w:p>
+    <w:p>
+      <w:pPr>
+        <w:widowControl/>
+        <w:spacing w:before="0" w:after="60" w:lineRule="auto" w:line="252"/>
+        <w:ind w:left="200"/>
+      </w:pPr>
+      <w:r>
+        <w:rPr>
+          <w:rFonts w:ascii="Arial" w:hAnsi="Arial" w:cs="Arial" w:eastAsia="Arial"/>
+          <w:b w:val="0"/>
+          <w:color w:val="C0392B"/>
+          <w:sz w:val="20"/>
+        </w:rPr>
+        <w:t xml:space="preserve">▪  </w:t>
+      </w:r>
+      <w:r>
+        <w:rPr>
+          <w:rFonts w:ascii="Arial" w:hAnsi="Arial" w:cs="Arial" w:eastAsia="Arial"/>
+          <w:b/>
+          <w:color w:val="1A2D4F"/>
+          <w:sz w:val="20"/>
+        </w:rPr>
+        <w:t>Matched-savings accounts:</w:t>
+      </w:r>
+      <w:r>
+        <w:rPr>
+          <w:rFonts w:ascii="Arial" w:hAnsi="Arial" w:cs="Arial" w:eastAsia="Arial"/>
+          <w:b w:val="0"/>
+          <w:color w:val="444444"/>
+          <w:sz w:val="20"/>
+        </w:rPr>
+        <w:t xml:space="preserve"> Savings accounts where donors match what a family deposits toward a first home.</w:t>
+      </w:r>
+    </w:p>
+    <w:p>
+      <w:pPr>
+        <w:widowControl/>
+        <w:spacing w:before="0" w:after="60" w:lineRule="auto" w:line="252"/>
+        <w:ind w:left="200"/>
+      </w:pPr>
+      <w:r>
+        <w:rPr>
+          <w:rFonts w:ascii="Arial" w:hAnsi="Arial" w:cs="Arial" w:eastAsia="Arial"/>
+          <w:b w:val="0"/>
+          <w:color w:val="C0392B"/>
+          <w:sz w:val="20"/>
+        </w:rPr>
+        <w:t xml:space="preserve">▪  </w:t>
+      </w:r>
+      <w:r>
+        <w:rPr>
+          <w:rFonts w:ascii="Arial" w:hAnsi="Arial" w:cs="Arial" w:eastAsia="Arial"/>
+          <w:b/>
+          <w:color w:val="1A2D4F"/>
+          <w:sz w:val="20"/>
+        </w:rPr>
+        <w:t>Rate buy-down:</w:t>
+      </w:r>
+      <w:r>
+        <w:rPr>
+          <w:rFonts w:ascii="Arial" w:hAnsi="Arial" w:cs="Arial" w:eastAsia="Arial"/>
+          <w:b w:val="0"/>
+          <w:color w:val="444444"/>
+          <w:sz w:val="20"/>
+        </w:rPr>
+        <w:t xml:space="preserve"> Paying money up front to lower a mortgage's interest rate; a state pilot for first-home borrowers passed the Senate and stalled.</w:t>
+      </w:r>
+    </w:p>
+    <w:p>
+      <w:pPr>
+        <w:widowControl/>
+        <w:spacing w:before="0" w:after="60" w:lineRule="auto" w:line="252"/>
+        <w:ind w:left="200"/>
+      </w:pPr>
+      <w:r>
+        <w:rPr>
+          <w:rFonts w:ascii="Arial" w:hAnsi="Arial" w:cs="Arial" w:eastAsia="Arial"/>
+          <w:b w:val="0"/>
+          <w:color w:val="C0392B"/>
+          <w:sz w:val="20"/>
+        </w:rPr>
+        <w:t xml:space="preserve">▪  </w:t>
+      </w:r>
+      <w:r>
+        <w:rPr>
+          <w:rFonts w:ascii="Arial" w:hAnsi="Arial" w:cs="Arial" w:eastAsia="Arial"/>
+          <w:b/>
+          <w:color w:val="1A2D4F"/>
+          <w:sz w:val="20"/>
+        </w:rPr>
+        <w:t>Rent cap / rent control:</w:t>
+      </w:r>
+      <w:r>
+        <w:rPr>
+          <w:rFonts w:ascii="Arial" w:hAnsi="Arial" w:cs="Arial" w:eastAsia="Arial"/>
+          <w:b w:val="0"/>
+          <w:color w:val="444444"/>
+          <w:sz w:val="20"/>
+        </w:rPr>
+        <w:t xml:space="preserve"> A legal limit on how much rent can rise; "the cap-ban" refers to mirror-image bills that would forbid cities from adopting any rent control.</w:t>
+      </w:r>
+    </w:p>
+    <w:p>
+      <w:pPr>
+        <w:widowControl/>
+        <w:spacing w:before="0" w:after="60" w:lineRule="auto" w:line="252"/>
+        <w:ind w:left="200"/>
+      </w:pPr>
+      <w:r>
+        <w:rPr>
+          <w:rFonts w:ascii="Arial" w:hAnsi="Arial" w:cs="Arial" w:eastAsia="Arial"/>
+          <w:b w:val="0"/>
+          <w:color w:val="C0392B"/>
+          <w:sz w:val="20"/>
+        </w:rPr>
+        <w:t xml:space="preserve">▪  </w:t>
+      </w:r>
+      <w:r>
+        <w:rPr>
+          <w:rFonts w:ascii="Arial" w:hAnsi="Arial" w:cs="Arial" w:eastAsia="Arial"/>
+          <w:b/>
+          <w:color w:val="1A2D4F"/>
+          <w:sz w:val="20"/>
+        </w:rPr>
+        <w:t>Tiny house / factory-built housing:</w:t>
+      </w:r>
+      <w:r>
+        <w:rPr>
+          <w:rFonts w:ascii="Arial" w:hAnsi="Arial" w:cs="Arial" w:eastAsia="Arial"/>
+          <w:b w:val="0"/>
+          <w:color w:val="444444"/>
+          <w:sz w:val="20"/>
+        </w:rPr>
+        <w:t xml:space="preserve"> Very small homes, and homes built in factories and assembled on site — both now recognized in Nevada law.</w:t>
+      </w:r>
+    </w:p>
+    <w:p>
+      <w:pPr>
+        <w:widowControl/>
+        <w:spacing w:before="0" w:after="60" w:lineRule="auto" w:line="252"/>
+        <w:ind w:left="200"/>
+      </w:pPr>
+      <w:r>
+        <w:rPr>
+          <w:rFonts w:ascii="Arial" w:hAnsi="Arial" w:cs="Arial" w:eastAsia="Arial"/>
+          <w:b w:val="0"/>
+          <w:color w:val="C0392B"/>
+          <w:sz w:val="20"/>
+        </w:rPr>
+        <w:t xml:space="preserve">▪  </w:t>
+      </w:r>
+      <w:r>
+        <w:rPr>
+          <w:rFonts w:ascii="Arial" w:hAnsi="Arial" w:cs="Arial" w:eastAsia="Arial"/>
+          <w:b/>
+          <w:color w:val="1A2D4F"/>
+          <w:sz w:val="20"/>
+        </w:rPr>
+        <w:t>Voucher holders:</w:t>
+      </w:r>
+      <w:r>
+        <w:rPr>
+          <w:rFonts w:ascii="Arial" w:hAnsi="Arial" w:cs="Arial" w:eastAsia="Arial"/>
+          <w:b w:val="0"/>
+          <w:color w:val="444444"/>
+          <w:sz w:val="20"/>
+        </w:rPr>
+        <w:t xml:space="preserve"> Renters who pay part of their rent with a federal housing voucher (often called Section 8).</w:t>
+      </w:r>
+    </w:p>
+    <w:p>
+      <w:pPr>
+        <w:widowControl/>
+        <w:spacing w:before="0" w:after="60" w:lineRule="auto" w:line="252"/>
+        <w:ind w:left="200"/>
+      </w:pPr>
+      <w:r>
+        <w:rPr>
+          <w:rFonts w:ascii="Arial" w:hAnsi="Arial" w:cs="Arial" w:eastAsia="Arial"/>
+          <w:b w:val="0"/>
+          <w:color w:val="C0392B"/>
+          <w:sz w:val="20"/>
+        </w:rPr>
+        <w:t xml:space="preserve">▪  </w:t>
+      </w:r>
+      <w:r>
+        <w:rPr>
+          <w:rFonts w:ascii="Arial" w:hAnsi="Arial" w:cs="Arial" w:eastAsia="Arial"/>
+          <w:b/>
+          <w:color w:val="1A2D4F"/>
+          <w:sz w:val="20"/>
+        </w:rPr>
+        <w:t>Windsor Park relocation act:</w:t>
+      </w:r>
+      <w:r>
+        <w:rPr>
+          <w:rFonts w:ascii="Arial" w:hAnsi="Arial" w:cs="Arial" w:eastAsia="Arial"/>
+          <w:b w:val="0"/>
+          <w:color w:val="444444"/>
+          <w:sz w:val="20"/>
+        </w:rPr>
+        <w:t xml:space="preserve"> The state law relocating residents of Windsor Park, a North Las Vegas neighborhood where sinking ground has damaged homes.</w:t>
       </w:r>
     </w:p>
     <w:p>
@@ -70,32 +1116,24 @@
           <w:sz w:val="25"/>
           <w:spacing w:val="20"/>
         </w:rPr>
-        <w:t>HOUSING AND DEVELOPMENT TERMS</w:t>
+        <w:t>LEGISLATIVE PROCESS GUIDE</w:t>
       </w:r>
     </w:p>
     <w:p>
       <w:pPr>
         <w:widowControl/>
-        <w:spacing w:before="0" w:after="40" w:lineRule="auto" w:line="247"/>
+        <w:spacing w:before="0" w:after="60" w:lineRule="auto" w:line="252"/>
+        <w:ind w:left="200"/>
       </w:pPr>
       <w:r>
         <w:rPr>
           <w:rFonts w:ascii="Arial" w:hAnsi="Arial" w:cs="Arial" w:eastAsia="Arial"/>
           <w:b w:val="0"/>
-          <w:i/>
-          <w:color w:val="666666"/>
+          <w:color w:val="C0392B"/>
           <w:sz w:val="20"/>
         </w:rPr>
-        <w:t>Subject terms used in the brief's proposal sections.</w:t>
+        <w:t xml:space="preserve">▪  </w:t>
       </w:r>
-    </w:p>
-    <w:p>
-      <w:pPr>
-        <w:keepLines/>
-        <w:widowControl/>
-        <w:spacing w:before="0" w:after="56" w:lineRule="auto" w:line="247"/>
-        <w:jc w:val="both"/>
-      </w:pPr>
       <w:r>
         <w:rPr>
           <w:rFonts w:ascii="Arial" w:hAnsi="Arial" w:cs="Arial" w:eastAsia="Arial"/>
@@ -103,825 +1141,7 @@
           <w:color w:val="1A2D4F"/>
           <w:sz w:val="20"/>
         </w:rPr>
-        <w:t>Accessory dwelling unit (ADU).</w:t>
-      </w:r>
-      <w:r>
-        <w:rPr>
-          <w:rFonts w:ascii="Arial" w:hAnsi="Arial" w:cs="Arial" w:eastAsia="Arial"/>
-          <w:b w:val="0"/>
-          <w:color w:val="444444"/>
-          <w:sz w:val="20"/>
-        </w:rPr>
-        <w:t xml:space="preserve"> A small second home on the same lot as a main house — a casita, garage apartment, or backyard cottage. Nevada's largest jurisdictions must now allow them.</w:t>
-      </w:r>
-    </w:p>
-    <w:p>
-      <w:pPr>
-        <w:keepLines/>
-        <w:widowControl/>
-        <w:spacing w:before="0" w:after="56" w:lineRule="auto" w:line="247"/>
-        <w:jc w:val="both"/>
-      </w:pPr>
-      <w:r>
-        <w:rPr>
-          <w:rFonts w:ascii="Arial" w:hAnsi="Arial" w:cs="Arial" w:eastAsia="Arial"/>
-          <w:b/>
-          <w:color w:val="1A2D4F"/>
-          <w:sz w:val="20"/>
-        </w:rPr>
-        <w:t>By right.</w:t>
-      </w:r>
-      <w:r>
-        <w:rPr>
-          <w:rFonts w:ascii="Arial" w:hAnsi="Arial" w:cs="Arial" w:eastAsia="Arial"/>
-          <w:b w:val="0"/>
-          <w:color w:val="444444"/>
-          <w:sz w:val="20"/>
-        </w:rPr>
-        <w:t xml:space="preserve"> Development a property owner may build without asking for special permission — no rezoning, no discretionary vote. Apartments on commercial land are now by right statewide.</w:t>
-      </w:r>
-    </w:p>
-    <w:p>
-      <w:pPr>
-        <w:keepLines/>
-        <w:widowControl/>
-        <w:spacing w:before="0" w:after="56" w:lineRule="auto" w:line="247"/>
-        <w:jc w:val="both"/>
-      </w:pPr>
-      <w:r>
-        <w:rPr>
-          <w:rFonts w:ascii="Arial" w:hAnsi="Arial" w:cs="Arial" w:eastAsia="Arial"/>
-          <w:b/>
-          <w:color w:val="1A2D4F"/>
-          <w:sz w:val="20"/>
-        </w:rPr>
-        <w:t>Inclusionary requirement.</w:t>
-      </w:r>
-      <w:r>
-        <w:rPr>
-          <w:rFonts w:ascii="Arial" w:hAnsi="Arial" w:cs="Arial" w:eastAsia="Arial"/>
-          <w:b w:val="0"/>
-          <w:color w:val="444444"/>
-          <w:sz w:val="20"/>
-        </w:rPr>
-        <w:t xml:space="preserve"> A mandate that new developments include a percentage of affordable units — never filed in Nevada.</w:t>
-      </w:r>
-    </w:p>
-    <w:p>
-      <w:pPr>
-        <w:keepLines/>
-        <w:widowControl/>
-        <w:spacing w:before="0" w:after="56" w:lineRule="auto" w:line="247"/>
-        <w:jc w:val="both"/>
-      </w:pPr>
-      <w:r>
-        <w:rPr>
-          <w:rFonts w:ascii="Arial" w:hAnsi="Arial" w:cs="Arial" w:eastAsia="Arial"/>
-          <w:b/>
-          <w:color w:val="1A2D4F"/>
-          <w:sz w:val="20"/>
-        </w:rPr>
-        <w:t>In-lieu fund / in-lieu fee.</w:t>
-      </w:r>
-      <w:r>
-        <w:rPr>
-          <w:rFonts w:ascii="Arial" w:hAnsi="Arial" w:cs="Arial" w:eastAsia="Arial"/>
-          <w:b w:val="0"/>
-          <w:color w:val="444444"/>
-          <w:sz w:val="20"/>
-        </w:rPr>
-        <w:t xml:space="preserve"> Letting a developer pay into a housing fund instead of building required affordable units.</w:t>
-      </w:r>
-    </w:p>
-    <w:p>
-      <w:pPr>
-        <w:keepLines/>
-        <w:widowControl/>
-        <w:spacing w:before="0" w:after="56" w:lineRule="auto" w:line="247"/>
-        <w:jc w:val="both"/>
-      </w:pPr>
-      <w:r>
-        <w:rPr>
-          <w:rFonts w:ascii="Arial" w:hAnsi="Arial" w:cs="Arial" w:eastAsia="Arial"/>
-          <w:b/>
-          <w:color w:val="1A2D4F"/>
-          <w:sz w:val="20"/>
-        </w:rPr>
-        <w:t>Linkage fee.</w:t>
-      </w:r>
-      <w:r>
-        <w:rPr>
-          <w:rFonts w:ascii="Arial" w:hAnsi="Arial" w:cs="Arial" w:eastAsia="Arial"/>
-          <w:b w:val="0"/>
-          <w:color w:val="444444"/>
-          <w:sz w:val="20"/>
-        </w:rPr>
-        <w:t xml:space="preserve"> A charge on new residential development, dedicated to affordable housing.</w:t>
-      </w:r>
-    </w:p>
-    <w:p>
-      <w:pPr>
-        <w:keepLines/>
-        <w:widowControl/>
-        <w:spacing w:before="0" w:after="56" w:lineRule="auto" w:line="247"/>
-        <w:jc w:val="both"/>
-      </w:pPr>
-      <w:r>
-        <w:rPr>
-          <w:rFonts w:ascii="Arial" w:hAnsi="Arial" w:cs="Arial" w:eastAsia="Arial"/>
-          <w:b/>
-          <w:color w:val="1A2D4F"/>
-          <w:sz w:val="20"/>
-        </w:rPr>
-        <w:t>Impact fee.</w:t>
-      </w:r>
-      <w:r>
-        <w:rPr>
-          <w:rFonts w:ascii="Arial" w:hAnsi="Arial" w:cs="Arial" w:eastAsia="Arial"/>
-          <w:b w:val="0"/>
-          <w:color w:val="444444"/>
-          <w:sz w:val="20"/>
-        </w:rPr>
-        <w:t xml:space="preserve"> A charge on new development to fund the infrastructure it will need — roads, sewers, schools.</w:t>
-      </w:r>
-    </w:p>
-    <w:p>
-      <w:pPr>
-        <w:keepLines/>
-        <w:widowControl/>
-        <w:spacing w:before="0" w:after="56" w:lineRule="auto" w:line="247"/>
-        <w:jc w:val="both"/>
-      </w:pPr>
-      <w:r>
-        <w:rPr>
-          <w:rFonts w:ascii="Arial" w:hAnsi="Arial" w:cs="Arial" w:eastAsia="Arial"/>
-          <w:b/>
-          <w:color w:val="1A2D4F"/>
-          <w:sz w:val="20"/>
-        </w:rPr>
-        <w:t>Corporate-purchase cap.</w:t>
-      </w:r>
-      <w:r>
-        <w:rPr>
-          <w:rFonts w:ascii="Arial" w:hAnsi="Arial" w:cs="Arial" w:eastAsia="Arial"/>
-          <w:b w:val="0"/>
-          <w:color w:val="444444"/>
-          <w:sz w:val="20"/>
-        </w:rPr>
-        <w:t xml:space="preserve"> An annual limit on how many homes corporations and LLCs may buy — the record's most-advanced unfinished idea.</w:t>
-      </w:r>
-    </w:p>
-    <w:p>
-      <w:pPr>
-        <w:keepLines/>
-        <w:widowControl/>
-        <w:spacing w:before="0" w:after="56" w:lineRule="auto" w:line="247"/>
-        <w:jc w:val="both"/>
-      </w:pPr>
-      <w:r>
-        <w:rPr>
-          <w:rFonts w:ascii="Arial" w:hAnsi="Arial" w:cs="Arial" w:eastAsia="Arial"/>
-          <w:b/>
-          <w:color w:val="1A2D4F"/>
-          <w:sz w:val="20"/>
-        </w:rPr>
-        <w:t>Investor registry.</w:t>
-      </w:r>
-      <w:r>
-        <w:rPr>
-          <w:rFonts w:ascii="Arial" w:hAnsi="Arial" w:cs="Arial" w:eastAsia="Arial"/>
-          <w:b w:val="0"/>
-          <w:color w:val="444444"/>
-          <w:sz w:val="20"/>
-        </w:rPr>
-        <w:t xml:space="preserve"> A required state register of investor-owned rental homes.</w:t>
-      </w:r>
-    </w:p>
-    <w:p>
-      <w:pPr>
-        <w:keepLines/>
-        <w:widowControl/>
-        <w:spacing w:before="0" w:after="56" w:lineRule="auto" w:line="247"/>
-        <w:jc w:val="both"/>
-      </w:pPr>
-      <w:r>
-        <w:rPr>
-          <w:rFonts w:ascii="Arial" w:hAnsi="Arial" w:cs="Arial" w:eastAsia="Arial"/>
-          <w:b/>
-          <w:color w:val="1A2D4F"/>
-          <w:sz w:val="20"/>
-        </w:rPr>
-        <w:t>Rent cap / rent control.</w:t>
-      </w:r>
-      <w:r>
-        <w:rPr>
-          <w:rFonts w:ascii="Arial" w:hAnsi="Arial" w:cs="Arial" w:eastAsia="Arial"/>
-          <w:b w:val="0"/>
-          <w:color w:val="444444"/>
-          <w:sz w:val="20"/>
-        </w:rPr>
-        <w:t xml:space="preserve"> A legal limit on how much rent can rise; "the cap-ban" refers to mirror-image bills that would forbid cities from adopting any rent control.</w:t>
-      </w:r>
-    </w:p>
-    <w:p>
-      <w:pPr>
-        <w:keepLines/>
-        <w:widowControl/>
-        <w:spacing w:before="0" w:after="56" w:lineRule="auto" w:line="247"/>
-        <w:jc w:val="both"/>
-      </w:pPr>
-      <w:r>
-        <w:rPr>
-          <w:rFonts w:ascii="Arial" w:hAnsi="Arial" w:cs="Arial" w:eastAsia="Arial"/>
-          <w:b/>
-          <w:color w:val="1A2D4F"/>
-          <w:sz w:val="20"/>
-        </w:rPr>
-        <w:t>Manufactured-home park.</w:t>
-      </w:r>
-      <w:r>
-        <w:rPr>
-          <w:rFonts w:ascii="Arial" w:hAnsi="Arial" w:cs="Arial" w:eastAsia="Arial"/>
-          <w:b w:val="0"/>
-          <w:color w:val="444444"/>
-          <w:sz w:val="20"/>
-        </w:rPr>
-        <w:t xml:space="preserve"> A community of factory-built homes whose owners typically rent the lot under them — why the one rent cap that passed targeted parks and the seniors living in them.</w:t>
-      </w:r>
-    </w:p>
-    <w:p>
-      <w:pPr>
-        <w:keepLines/>
-        <w:widowControl/>
-        <w:spacing w:before="0" w:after="56" w:lineRule="auto" w:line="247"/>
-        <w:jc w:val="both"/>
-      </w:pPr>
-      <w:r>
-        <w:rPr>
-          <w:rFonts w:ascii="Arial" w:hAnsi="Arial" w:cs="Arial" w:eastAsia="Arial"/>
-          <w:b/>
-          <w:color w:val="1A2D4F"/>
-          <w:sz w:val="20"/>
-        </w:rPr>
-        <w:t>All-in pricing.</w:t>
-      </w:r>
-      <w:r>
-        <w:rPr>
-          <w:rFonts w:ascii="Arial" w:hAnsi="Arial" w:cs="Arial" w:eastAsia="Arial"/>
-          <w:b w:val="0"/>
-          <w:color w:val="444444"/>
-          <w:sz w:val="20"/>
-        </w:rPr>
-        <w:t xml:space="preserve"> Requiring the advertised rent to be the real total, with mandatory fees included and disclosed — now law.</w:t>
-      </w:r>
-    </w:p>
-    <w:p>
-      <w:pPr>
-        <w:keepLines/>
-        <w:widowControl/>
-        <w:spacing w:before="0" w:after="56" w:lineRule="auto" w:line="247"/>
-        <w:jc w:val="both"/>
-      </w:pPr>
-      <w:r>
-        <w:rPr>
-          <w:rFonts w:ascii="Arial" w:hAnsi="Arial" w:cs="Arial" w:eastAsia="Arial"/>
-          <w:b/>
-          <w:color w:val="1A2D4F"/>
-          <w:sz w:val="20"/>
-        </w:rPr>
-        <w:t>Application fee / late fee / grace period.</w:t>
-      </w:r>
-      <w:r>
-        <w:rPr>
-          <w:rFonts w:ascii="Arial" w:hAnsi="Arial" w:cs="Arial" w:eastAsia="Arial"/>
-          <w:b w:val="0"/>
-          <w:color w:val="444444"/>
-          <w:sz w:val="20"/>
-        </w:rPr>
-        <w:t xml:space="preserve"> The fee to apply for a rental; the penalty for late rent (capped at 5 percent); and the three-day window after the due date before a late fee may be charged.</w:t>
-      </w:r>
-    </w:p>
-    <w:p>
-      <w:pPr>
-        <w:keepLines/>
-        <w:widowControl/>
-        <w:spacing w:before="0" w:after="56" w:lineRule="auto" w:line="247"/>
-        <w:jc w:val="both"/>
-      </w:pPr>
-      <w:r>
-        <w:rPr>
-          <w:rFonts w:ascii="Arial" w:hAnsi="Arial" w:cs="Arial" w:eastAsia="Arial"/>
-          <w:b/>
-          <w:color w:val="1A2D4F"/>
-          <w:sz w:val="20"/>
-        </w:rPr>
-        <w:t>Landlord registry.</w:t>
-      </w:r>
-      <w:r>
-        <w:rPr>
-          <w:rFonts w:ascii="Arial" w:hAnsi="Arial" w:cs="Arial" w:eastAsia="Arial"/>
-          <w:b w:val="0"/>
-          <w:color w:val="444444"/>
-          <w:sz w:val="20"/>
-        </w:rPr>
-        <w:t xml:space="preserve"> A proposed statewide list of rental-property owners.</w:t>
-      </w:r>
-    </w:p>
-    <w:p>
-      <w:pPr>
-        <w:keepLines/>
-        <w:widowControl/>
-        <w:spacing w:before="0" w:after="56" w:lineRule="auto" w:line="247"/>
-        <w:jc w:val="both"/>
-      </w:pPr>
-      <w:r>
-        <w:rPr>
-          <w:rFonts w:ascii="Arial" w:hAnsi="Arial" w:cs="Arial" w:eastAsia="Arial"/>
-          <w:b/>
-          <w:color w:val="1A2D4F"/>
-          <w:sz w:val="20"/>
-        </w:rPr>
-        <w:t>Eviction diversion.</w:t>
-      </w:r>
-      <w:r>
-        <w:rPr>
-          <w:rFonts w:ascii="Arial" w:hAnsi="Arial" w:cs="Arial" w:eastAsia="Arial"/>
-          <w:b w:val="0"/>
-          <w:color w:val="444444"/>
-          <w:sz w:val="20"/>
-        </w:rPr>
-        <w:t xml:space="preserve"> Programs that resolve nonpayment cases — through mediation or rental assistance — before they become evictions.</w:t>
-      </w:r>
-    </w:p>
-    <w:p>
-      <w:pPr>
-        <w:keepLines/>
-        <w:widowControl/>
-        <w:spacing w:before="0" w:after="56" w:lineRule="auto" w:line="247"/>
-        <w:jc w:val="both"/>
-      </w:pPr>
-      <w:r>
-        <w:rPr>
-          <w:rFonts w:ascii="Arial" w:hAnsi="Arial" w:cs="Arial" w:eastAsia="Arial"/>
-          <w:b/>
-          <w:color w:val="1A2D4F"/>
-          <w:sz w:val="20"/>
-        </w:rPr>
-        <w:t>Voucher holders.</w:t>
-      </w:r>
-      <w:r>
-        <w:rPr>
-          <w:rFonts w:ascii="Arial" w:hAnsi="Arial" w:cs="Arial" w:eastAsia="Arial"/>
-          <w:b w:val="0"/>
-          <w:color w:val="444444"/>
-          <w:sz w:val="20"/>
-        </w:rPr>
-        <w:t xml:space="preserve"> Renters who pay part of their rent with a federal housing voucher (often called Section 8).</w:t>
-      </w:r>
-    </w:p>
-    <w:p>
-      <w:pPr>
-        <w:keepLines/>
-        <w:widowControl/>
-        <w:spacing w:before="0" w:after="56" w:lineRule="auto" w:line="247"/>
-        <w:jc w:val="both"/>
-      </w:pPr>
-      <w:r>
-        <w:rPr>
-          <w:rFonts w:ascii="Arial" w:hAnsi="Arial" w:cs="Arial" w:eastAsia="Arial"/>
-          <w:b/>
-          <w:color w:val="1A2D4F"/>
-          <w:sz w:val="20"/>
-        </w:rPr>
-        <w:t>Matched-savings accounts.</w:t>
-      </w:r>
-      <w:r>
-        <w:rPr>
-          <w:rFonts w:ascii="Arial" w:hAnsi="Arial" w:cs="Arial" w:eastAsia="Arial"/>
-          <w:b w:val="0"/>
-          <w:color w:val="444444"/>
-          <w:sz w:val="20"/>
-        </w:rPr>
-        <w:t xml:space="preserve"> Savings accounts where donors match what a family deposits toward a first home.</w:t>
-      </w:r>
-    </w:p>
-    <w:p>
-      <w:pPr>
-        <w:keepLines/>
-        <w:widowControl/>
-        <w:spacing w:before="0" w:after="56" w:lineRule="auto" w:line="247"/>
-        <w:jc w:val="both"/>
-      </w:pPr>
-      <w:r>
-        <w:rPr>
-          <w:rFonts w:ascii="Arial" w:hAnsi="Arial" w:cs="Arial" w:eastAsia="Arial"/>
-          <w:b/>
-          <w:color w:val="1A2D4F"/>
-          <w:sz w:val="20"/>
-        </w:rPr>
-        <w:t>Rate buy-down.</w:t>
-      </w:r>
-      <w:r>
-        <w:rPr>
-          <w:rFonts w:ascii="Arial" w:hAnsi="Arial" w:cs="Arial" w:eastAsia="Arial"/>
-          <w:b w:val="0"/>
-          <w:color w:val="444444"/>
-          <w:sz w:val="20"/>
-        </w:rPr>
-        <w:t xml:space="preserve"> Paying money up front to lower a mortgage's interest rate; a state pilot for first-home borrowers passed the Senate and stalled.</w:t>
-      </w:r>
-    </w:p>
-    <w:p>
-      <w:pPr>
-        <w:keepLines/>
-        <w:widowControl/>
-        <w:spacing w:before="0" w:after="56" w:lineRule="auto" w:line="247"/>
-        <w:jc w:val="both"/>
-      </w:pPr>
-      <w:r>
-        <w:rPr>
-          <w:rFonts w:ascii="Arial" w:hAnsi="Arial" w:cs="Arial" w:eastAsia="Arial"/>
-          <w:b/>
-          <w:color w:val="1A2D4F"/>
-          <w:sz w:val="20"/>
-        </w:rPr>
-        <w:t>Tiny house / factory-built housing.</w:t>
-      </w:r>
-      <w:r>
-        <w:rPr>
-          <w:rFonts w:ascii="Arial" w:hAnsi="Arial" w:cs="Arial" w:eastAsia="Arial"/>
-          <w:b w:val="0"/>
-          <w:color w:val="444444"/>
-          <w:sz w:val="20"/>
-        </w:rPr>
-        <w:t xml:space="preserve"> Very small homes, and homes built in factories and assembled on site — both now recognized in Nevada law.</w:t>
-      </w:r>
-    </w:p>
-    <w:p>
-      <w:pPr>
-        <w:keepLines/>
-        <w:widowControl/>
-        <w:spacing w:before="0" w:after="56" w:lineRule="auto" w:line="247"/>
-        <w:jc w:val="both"/>
-      </w:pPr>
-      <w:r>
-        <w:rPr>
-          <w:rFonts w:ascii="Arial" w:hAnsi="Arial" w:cs="Arial" w:eastAsia="Arial"/>
-          <w:b/>
-          <w:color w:val="1A2D4F"/>
-          <w:sz w:val="20"/>
-        </w:rPr>
-        <w:t>At-cost starter homes / resale protections.</w:t>
-      </w:r>
-      <w:r>
-        <w:rPr>
-          <w:rFonts w:ascii="Arial" w:hAnsi="Arial" w:cs="Arial" w:eastAsia="Arial"/>
-          <w:b w:val="0"/>
-          <w:color w:val="444444"/>
-          <w:sz w:val="20"/>
-        </w:rPr>
-        <w:t xml:space="preserve"> Homes sold at construction cost to moderate-income buyers, with rules keeping them from being flipped to investors — an untested design.</w:t>
-      </w:r>
-    </w:p>
-    <w:p>
-      <w:pPr>
-        <w:keepLines/>
-        <w:widowControl/>
-        <w:spacing w:before="0" w:after="56" w:lineRule="auto" w:line="247"/>
-        <w:jc w:val="both"/>
-      </w:pPr>
-      <w:r>
-        <w:rPr>
-          <w:rFonts w:ascii="Arial" w:hAnsi="Arial" w:cs="Arial" w:eastAsia="Arial"/>
-          <w:b/>
-          <w:color w:val="1A2D4F"/>
-          <w:sz w:val="20"/>
-        </w:rPr>
-        <w:t>Attainable housing.</w:t>
-      </w:r>
-      <w:r>
-        <w:rPr>
-          <w:rFonts w:ascii="Arial" w:hAnsi="Arial" w:cs="Arial" w:eastAsia="Arial"/>
-          <w:b w:val="0"/>
-          <w:color w:val="444444"/>
-          <w:sz w:val="20"/>
-        </w:rPr>
-        <w:t xml:space="preserve"> Housing affordable to working households; Nevada's new $133 million account funds it.</w:t>
-      </w:r>
-    </w:p>
-    <w:p>
-      <w:pPr>
-        <w:keepLines/>
-        <w:widowControl/>
-        <w:spacing w:before="0" w:after="56" w:lineRule="auto" w:line="247"/>
-        <w:jc w:val="both"/>
-      </w:pPr>
-      <w:r>
-        <w:rPr>
-          <w:rFonts w:ascii="Arial" w:hAnsi="Arial" w:cs="Arial" w:eastAsia="Arial"/>
-          <w:b/>
-          <w:color w:val="1A2D4F"/>
-          <w:sz w:val="20"/>
-        </w:rPr>
-        <w:t>Housing Division / bond authority.</w:t>
-      </w:r>
-      <w:r>
-        <w:rPr>
-          <w:rFonts w:ascii="Arial" w:hAnsi="Arial" w:cs="Arial" w:eastAsia="Arial"/>
-          <w:b w:val="0"/>
-          <w:color w:val="444444"/>
-          <w:sz w:val="20"/>
-        </w:rPr>
-        <w:t xml:space="preserve"> The state housing agency, which finances homebuyer programs by issuing bonds rather than through session-by-session laws.</w:t>
-      </w:r>
-    </w:p>
-    <w:p>
-      <w:pPr>
-        <w:keepLines/>
-        <w:widowControl/>
-        <w:spacing w:before="0" w:after="56" w:lineRule="auto" w:line="247"/>
-        <w:jc w:val="both"/>
-      </w:pPr>
-      <w:r>
-        <w:rPr>
-          <w:rFonts w:ascii="Arial" w:hAnsi="Arial" w:cs="Arial" w:eastAsia="Arial"/>
-          <w:b/>
-          <w:color w:val="1A2D4F"/>
-          <w:sz w:val="20"/>
-        </w:rPr>
-        <w:t>Housing Advocate / Housing Liaison.</w:t>
-      </w:r>
-      <w:r>
-        <w:rPr>
-          <w:rFonts w:ascii="Arial" w:hAnsi="Arial" w:cs="Arial" w:eastAsia="Arial"/>
-          <w:b w:val="0"/>
-          <w:color w:val="444444"/>
-          <w:sz w:val="20"/>
-        </w:rPr>
-        <w:t xml:space="preserve"> The Housing Division's public-facing ombudsman role, and the proposed upgrade of it.</w:t>
-      </w:r>
-    </w:p>
-    <w:p>
-      <w:pPr>
-        <w:keepLines/>
-        <w:widowControl/>
-        <w:spacing w:before="0" w:after="56" w:lineRule="auto" w:line="247"/>
-        <w:jc w:val="both"/>
-      </w:pPr>
-      <w:r>
-        <w:rPr>
-          <w:rFonts w:ascii="Arial" w:hAnsi="Arial" w:cs="Arial" w:eastAsia="Arial"/>
-          <w:b/>
-          <w:color w:val="1A2D4F"/>
-          <w:sz w:val="20"/>
-        </w:rPr>
-        <w:t>Advisory Committee on Housing.</w:t>
-      </w:r>
-      <w:r>
-        <w:rPr>
-          <w:rFonts w:ascii="Arial" w:hAnsi="Arial" w:cs="Arial" w:eastAsia="Arial"/>
-          <w:b w:val="0"/>
-          <w:color w:val="444444"/>
-          <w:sz w:val="20"/>
-        </w:rPr>
-        <w:t xml:space="preserve"> The statutory advisory body of builders, citizens, and legislators, with an annual statewide needs report and the right to request one bill draft per session.</w:t>
-      </w:r>
-    </w:p>
-    <w:p>
-      <w:pPr>
-        <w:keepLines/>
-        <w:widowControl/>
-        <w:spacing w:before="0" w:after="56" w:lineRule="auto" w:line="247"/>
-        <w:jc w:val="both"/>
-      </w:pPr>
-      <w:r>
-        <w:rPr>
-          <w:rFonts w:ascii="Arial" w:hAnsi="Arial" w:cs="Arial" w:eastAsia="Arial"/>
-          <w:b/>
-          <w:color w:val="1A2D4F"/>
-          <w:sz w:val="20"/>
-        </w:rPr>
-        <w:t>Windsor Park relocation act.</w:t>
-      </w:r>
-      <w:r>
-        <w:rPr>
-          <w:rFonts w:ascii="Arial" w:hAnsi="Arial" w:cs="Arial" w:eastAsia="Arial"/>
-          <w:b w:val="0"/>
-          <w:color w:val="444444"/>
-          <w:sz w:val="20"/>
-        </w:rPr>
-        <w:t xml:space="preserve"> The state law relocating residents of Windsor Park, a North Las Vegas neighborhood where sinking ground has damaged homes.</w:t>
-      </w:r>
-    </w:p>
-    <w:p>
-      <w:pPr>
-        <w:keepLines/>
-        <w:widowControl/>
-        <w:spacing w:before="0" w:after="56" w:lineRule="auto" w:line="247"/>
-        <w:jc w:val="both"/>
-      </w:pPr>
-      <w:r>
-        <w:rPr>
-          <w:rFonts w:ascii="Arial" w:hAnsi="Arial" w:cs="Arial" w:eastAsia="Arial"/>
-          <w:b/>
-          <w:color w:val="1A2D4F"/>
-          <w:sz w:val="20"/>
-        </w:rPr>
-        <w:t>Hedge fund.</w:t>
-      </w:r>
-      <w:r>
-        <w:rPr>
-          <w:rFonts w:ascii="Arial" w:hAnsi="Arial" w:cs="Arial" w:eastAsia="Arial"/>
-          <w:b w:val="0"/>
-          <w:color w:val="444444"/>
-          <w:sz w:val="20"/>
-        </w:rPr>
-        <w:t xml:space="preserve"> An investment fund pooling money from large investors — shorthand in the corporate-ownership debate for institutional buyers of single-family homes.</w:t>
-      </w:r>
-    </w:p>
-    <w:p>
-      <w:pPr>
-        <w:widowControl/>
-        <w:spacing w:before="100" w:after="40" w:lineRule="auto" w:line="254"/>
-      </w:pPr>
-      <w:r>
-        <w:rPr>
-          <w:rFonts w:ascii="Arial" w:hAnsi="Arial" w:cs="Arial" w:eastAsia="Arial"/>
-          <w:b/>
-          <w:color w:val="C0392B"/>
-          <w:sz w:val="25"/>
-          <w:spacing w:val="20"/>
-        </w:rPr>
-        <w:t>FEDERAL PROGRAMS AND TERMS</w:t>
-      </w:r>
-    </w:p>
-    <w:p>
-      <w:pPr>
-        <w:widowControl/>
-        <w:spacing w:before="0" w:after="40" w:lineRule="auto" w:line="247"/>
-      </w:pPr>
-      <w:r>
-        <w:rPr>
-          <w:rFonts w:ascii="Arial" w:hAnsi="Arial" w:cs="Arial" w:eastAsia="Arial"/>
-          <w:b w:val="0"/>
-          <w:i/>
-          <w:color w:val="666666"/>
-          <w:sz w:val="20"/>
-        </w:rPr>
-        <w:t>Terms from the brief's federal-overlap section.</w:t>
-      </w:r>
-    </w:p>
-    <w:p>
-      <w:pPr>
-        <w:keepLines/>
-        <w:widowControl/>
-        <w:spacing w:before="0" w:after="56" w:lineRule="auto" w:line="247"/>
-        <w:jc w:val="both"/>
-      </w:pPr>
-      <w:r>
-        <w:rPr>
-          <w:rFonts w:ascii="Arial" w:hAnsi="Arial" w:cs="Arial" w:eastAsia="Arial"/>
-          <w:b/>
-          <w:color w:val="1A2D4F"/>
-          <w:sz w:val="20"/>
-        </w:rPr>
-        <w:t>Low-Income Housing Tax Credit.</w:t>
-      </w:r>
-      <w:r>
-        <w:rPr>
-          <w:rFonts w:ascii="Arial" w:hAnsi="Arial" w:cs="Arial" w:eastAsia="Arial"/>
-          <w:b w:val="0"/>
-          <w:color w:val="444444"/>
-          <w:sz w:val="20"/>
-        </w:rPr>
-        <w:t xml:space="preserve"> The main federal subsidy for building affordable rentals — tax credits investors buy, financing the projects.</w:t>
-      </w:r>
-    </w:p>
-    <w:p>
-      <w:pPr>
-        <w:keepLines/>
-        <w:widowControl/>
-        <w:spacing w:before="0" w:after="56" w:lineRule="auto" w:line="247"/>
-        <w:jc w:val="both"/>
-      </w:pPr>
-      <w:r>
-        <w:rPr>
-          <w:rFonts w:ascii="Arial" w:hAnsi="Arial" w:cs="Arial" w:eastAsia="Arial"/>
-          <w:b/>
-          <w:color w:val="1A2D4F"/>
-          <w:sz w:val="20"/>
-        </w:rPr>
-        <w:t>HUD block grants.</w:t>
-      </w:r>
-      <w:r>
-        <w:rPr>
-          <w:rFonts w:ascii="Arial" w:hAnsi="Arial" w:cs="Arial" w:eastAsia="Arial"/>
-          <w:b w:val="0"/>
-          <w:color w:val="444444"/>
-          <w:sz w:val="20"/>
-        </w:rPr>
-        <w:t xml:space="preserve"> Flexible federal housing and community-development money sent to states and cities.</w:t>
-      </w:r>
-    </w:p>
-    <w:p>
-      <w:pPr>
-        <w:keepLines/>
-        <w:widowControl/>
-        <w:spacing w:before="0" w:after="56" w:lineRule="auto" w:line="247"/>
-        <w:jc w:val="both"/>
-      </w:pPr>
-      <w:r>
-        <w:rPr>
-          <w:rFonts w:ascii="Arial" w:hAnsi="Arial" w:cs="Arial" w:eastAsia="Arial"/>
-          <w:b/>
-          <w:color w:val="1A2D4F"/>
-          <w:sz w:val="20"/>
-        </w:rPr>
-        <w:t>FHA / VA loans.</w:t>
-      </w:r>
-      <w:r>
-        <w:rPr>
-          <w:rFonts w:ascii="Arial" w:hAnsi="Arial" w:cs="Arial" w:eastAsia="Arial"/>
-          <w:b w:val="0"/>
-          <w:color w:val="444444"/>
-          <w:sz w:val="20"/>
-        </w:rPr>
-        <w:t xml:space="preserve"> Federally backed mortgages that let buyers qualify with smaller down payments.</w:t>
-      </w:r>
-    </w:p>
-    <w:p>
-      <w:pPr>
-        <w:keepLines/>
-        <w:widowControl/>
-        <w:spacing w:before="0" w:after="56" w:lineRule="auto" w:line="247"/>
-        <w:jc w:val="both"/>
-      </w:pPr>
-      <w:r>
-        <w:rPr>
-          <w:rFonts w:ascii="Arial" w:hAnsi="Arial" w:cs="Arial" w:eastAsia="Arial"/>
-          <w:b/>
-          <w:color w:val="1A2D4F"/>
-          <w:sz w:val="20"/>
-        </w:rPr>
-        <w:t>Junk-fee rule.</w:t>
-      </w:r>
-      <w:r>
-        <w:rPr>
-          <w:rFonts w:ascii="Arial" w:hAnsi="Arial" w:cs="Arial" w:eastAsia="Arial"/>
-          <w:b w:val="0"/>
-          <w:color w:val="444444"/>
-          <w:sz w:val="20"/>
-        </w:rPr>
-        <w:t xml:space="preserve"> The 2024 federal rule requiring up-front disclosure of mandatory fees — it covers lodging and event tickets, not rental housing.</w:t>
-      </w:r>
-    </w:p>
-    <w:p>
-      <w:pPr>
-        <w:widowControl/>
-        <w:spacing w:before="100" w:after="40" w:lineRule="auto" w:line="254"/>
-      </w:pPr>
-      <w:r>
-        <w:rPr>
-          <w:rFonts w:ascii="Arial" w:hAnsi="Arial" w:cs="Arial" w:eastAsia="Arial"/>
-          <w:b/>
-          <w:color w:val="C0392B"/>
-          <w:sz w:val="25"/>
-          <w:spacing w:val="20"/>
-        </w:rPr>
-        <w:t>ACRONYMS AND ABBREVIATIONS</w:t>
-      </w:r>
-    </w:p>
-    <w:p>
-      <w:pPr>
-        <w:widowControl/>
-        <w:spacing w:before="0" w:after="40" w:lineRule="auto" w:line="247"/>
-      </w:pPr>
-      <w:r>
-        <w:rPr>
-          <w:rFonts w:ascii="Arial" w:hAnsi="Arial" w:cs="Arial" w:eastAsia="Arial"/>
-          <w:b w:val="0"/>
-          <w:i/>
-          <w:color w:val="666666"/>
-          <w:sz w:val="20"/>
-        </w:rPr>
-        <w:t>Every shortened form used in the brief.</w:t>
-      </w:r>
-    </w:p>
-    <w:p>
-      <w:pPr>
-        <w:keepLines/>
-        <w:widowControl/>
-        <w:spacing w:before="0" w:after="56" w:lineRule="auto" w:line="247"/>
-        <w:jc w:val="both"/>
-      </w:pPr>
-      <w:r>
-        <w:rPr>
-          <w:rFonts w:ascii="Arial" w:hAnsi="Arial" w:cs="Arial" w:eastAsia="Arial"/>
-          <w:b/>
-          <w:color w:val="1A2D4F"/>
-          <w:sz w:val="20"/>
-        </w:rPr>
-        <w:t>AB / SB.</w:t>
+        <w:t>AB / SB:</w:t>
       </w:r>
       <w:r>
         <w:rPr>
@@ -935,11 +1155,19 @@
     </w:p>
     <w:p>
       <w:pPr>
-        <w:keepLines/>
         <w:widowControl/>
-        <w:spacing w:before="0" w:after="56" w:lineRule="auto" w:line="247"/>
-        <w:jc w:val="both"/>
+        <w:spacing w:before="0" w:after="60" w:lineRule="auto" w:line="252"/>
+        <w:ind w:left="200"/>
       </w:pPr>
+      <w:r>
+        <w:rPr>
+          <w:rFonts w:ascii="Arial" w:hAnsi="Arial" w:cs="Arial" w:eastAsia="Arial"/>
+          <w:b w:val="0"/>
+          <w:color w:val="C0392B"/>
+          <w:sz w:val="20"/>
+        </w:rPr>
+        <w:t xml:space="preserve">▪  </w:t>
+      </w:r>
       <w:r>
         <w:rPr>
           <w:rFonts w:ascii="Arial" w:hAnsi="Arial" w:cs="Arial" w:eastAsia="Arial"/>
@@ -947,7 +1175,7 @@
           <w:color w:val="1A2D4F"/>
           <w:sz w:val="20"/>
         </w:rPr>
-        <w:t>D / R.</w:t>
+        <w:t>Amendment / concurrence:</w:t>
       </w:r>
       <w:r>
         <w:rPr>
@@ -956,16 +1184,24 @@
           <w:color w:val="444444"/>
           <w:sz w:val="20"/>
         </w:rPr>
-        <w:t xml:space="preserve"> Democrat / Republican, shown after a legislator's name.</w:t>
+        <w:t xml:space="preserve"> A change made to a bill along the way; if one chamber amends, the other must vote to accept — "concur in" — the change. Bills can die awaiting that one last vote.</w:t>
       </w:r>
     </w:p>
     <w:p>
       <w:pPr>
-        <w:keepLines/>
         <w:widowControl/>
-        <w:spacing w:before="0" w:after="56" w:lineRule="auto" w:line="247"/>
-        <w:jc w:val="both"/>
+        <w:spacing w:before="0" w:after="60" w:lineRule="auto" w:line="252"/>
+        <w:ind w:left="200"/>
       </w:pPr>
+      <w:r>
+        <w:rPr>
+          <w:rFonts w:ascii="Arial" w:hAnsi="Arial" w:cs="Arial" w:eastAsia="Arial"/>
+          <w:b w:val="0"/>
+          <w:color w:val="C0392B"/>
+          <w:sz w:val="20"/>
+        </w:rPr>
+        <w:t xml:space="preserve">▪  </w:t>
+      </w:r>
       <w:r>
         <w:rPr>
           <w:rFonts w:ascii="Arial" w:hAnsi="Arial" w:cs="Arial" w:eastAsia="Arial"/>
@@ -973,7 +1209,7 @@
           <w:color w:val="1A2D4F"/>
           <w:sz w:val="20"/>
         </w:rPr>
-        <w:t>ADU.</w:t>
+        <w:t>Appropriation:</w:t>
       </w:r>
       <w:r>
         <w:rPr>
@@ -982,16 +1218,24 @@
           <w:color w:val="444444"/>
           <w:sz w:val="20"/>
         </w:rPr>
-        <w:t xml:space="preserve"> Accessory dwelling unit.</w:t>
+        <w:t xml:space="preserve"> A bill or provision that sets aside state money for a purpose.</w:t>
       </w:r>
     </w:p>
     <w:p>
       <w:pPr>
-        <w:keepLines/>
         <w:widowControl/>
-        <w:spacing w:before="0" w:after="56" w:lineRule="auto" w:line="247"/>
-        <w:jc w:val="both"/>
+        <w:spacing w:before="0" w:after="60" w:lineRule="auto" w:line="252"/>
+        <w:ind w:left="200"/>
       </w:pPr>
+      <w:r>
+        <w:rPr>
+          <w:rFonts w:ascii="Arial" w:hAnsi="Arial" w:cs="Arial" w:eastAsia="Arial"/>
+          <w:b w:val="0"/>
+          <w:color w:val="C0392B"/>
+          <w:sz w:val="20"/>
+        </w:rPr>
+        <w:t xml:space="preserve">▪  </w:t>
+      </w:r>
       <w:r>
         <w:rPr>
           <w:rFonts w:ascii="Arial" w:hAnsi="Arial" w:cs="Arial" w:eastAsia="Arial"/>
@@ -999,7 +1243,7 @@
           <w:color w:val="1A2D4F"/>
           <w:sz w:val="20"/>
         </w:rPr>
-        <w:t>LLC.</w:t>
+        <w:t>Chambers:</w:t>
       </w:r>
       <w:r>
         <w:rPr>
@@ -1008,16 +1252,24 @@
           <w:color w:val="444444"/>
           <w:sz w:val="20"/>
         </w:rPr>
-        <w:t xml:space="preserve"> Limited liability company — the business structure many investor landlords use.</w:t>
+        <w:t xml:space="preserve"> The Legislature's two houses: the Assembly (42 members) and the Senate (21). A bill must pass both to reach the governor.</w:t>
       </w:r>
     </w:p>
     <w:p>
       <w:pPr>
-        <w:keepLines/>
         <w:widowControl/>
-        <w:spacing w:before="0" w:after="56" w:lineRule="auto" w:line="247"/>
-        <w:jc w:val="both"/>
+        <w:spacing w:before="0" w:after="60" w:lineRule="auto" w:line="252"/>
+        <w:ind w:left="200"/>
       </w:pPr>
+      <w:r>
+        <w:rPr>
+          <w:rFonts w:ascii="Arial" w:hAnsi="Arial" w:cs="Arial" w:eastAsia="Arial"/>
+          <w:b w:val="0"/>
+          <w:color w:val="C0392B"/>
+          <w:sz w:val="20"/>
+        </w:rPr>
+        <w:t xml:space="preserve">▪  </w:t>
+      </w:r>
       <w:r>
         <w:rPr>
           <w:rFonts w:ascii="Arial" w:hAnsi="Arial" w:cs="Arial" w:eastAsia="Arial"/>
@@ -1025,7 +1277,7 @@
           <w:color w:val="1A2D4F"/>
           <w:sz w:val="20"/>
         </w:rPr>
-        <w:t>HUD.</w:t>
+        <w:t>Committee / first committee:</w:t>
       </w:r>
       <w:r>
         <w:rPr>
@@ -1034,16 +1286,24 @@
           <w:color w:val="444444"/>
           <w:sz w:val="20"/>
         </w:rPr>
-        <w:t xml:space="preserve"> U.S. Department of Housing and Urban Development.</w:t>
+        <w:t xml:space="preserve"> A small panel of lawmakers that studies a bill and votes on whether to send it onward; most bills that fail die in their first committee — "never heard" means no hearing at all.</w:t>
       </w:r>
     </w:p>
     <w:p>
       <w:pPr>
-        <w:keepLines/>
         <w:widowControl/>
-        <w:spacing w:before="0" w:after="56" w:lineRule="auto" w:line="247"/>
-        <w:jc w:val="both"/>
+        <w:spacing w:before="0" w:after="60" w:lineRule="auto" w:line="252"/>
+        <w:ind w:left="200"/>
       </w:pPr>
+      <w:r>
+        <w:rPr>
+          <w:rFonts w:ascii="Arial" w:hAnsi="Arial" w:cs="Arial" w:eastAsia="Arial"/>
+          <w:b w:val="0"/>
+          <w:color w:val="C0392B"/>
+          <w:sz w:val="20"/>
+        </w:rPr>
+        <w:t xml:space="preserve">▪  </w:t>
+      </w:r>
       <w:r>
         <w:rPr>
           <w:rFonts w:ascii="Arial" w:hAnsi="Arial" w:cs="Arial" w:eastAsia="Arial"/>
@@ -1051,7 +1311,7 @@
           <w:color w:val="1A2D4F"/>
           <w:sz w:val="20"/>
         </w:rPr>
-        <w:t>FHA.</w:t>
+        <w:t>D / R:</w:t>
       </w:r>
       <w:r>
         <w:rPr>
@@ -1060,16 +1320,24 @@
           <w:color w:val="444444"/>
           <w:sz w:val="20"/>
         </w:rPr>
-        <w:t xml:space="preserve"> Federal Housing Administration.</w:t>
+        <w:t xml:space="preserve"> Democrat / Republican, shown after a legislator's name; "still serves" and "has left" reflect the current roster.</w:t>
       </w:r>
     </w:p>
     <w:p>
       <w:pPr>
-        <w:keepLines/>
         <w:widowControl/>
-        <w:spacing w:before="0" w:after="56" w:lineRule="auto" w:line="247"/>
-        <w:jc w:val="both"/>
+        <w:spacing w:before="0" w:after="60" w:lineRule="auto" w:line="252"/>
+        <w:ind w:left="200"/>
       </w:pPr>
+      <w:r>
+        <w:rPr>
+          <w:rFonts w:ascii="Arial" w:hAnsi="Arial" w:cs="Arial" w:eastAsia="Arial"/>
+          <w:b w:val="0"/>
+          <w:color w:val="C0392B"/>
+          <w:sz w:val="20"/>
+        </w:rPr>
+        <w:t xml:space="preserve">▪  </w:t>
+      </w:r>
       <w:r>
         <w:rPr>
           <w:rFonts w:ascii="Arial" w:hAnsi="Arial" w:cs="Arial" w:eastAsia="Arial"/>
@@ -1077,7 +1345,7 @@
           <w:color w:val="1A2D4F"/>
           <w:sz w:val="20"/>
         </w:rPr>
-        <w:t>VA.</w:t>
+        <w:t>Delivered / signed / chapter:</w:t>
       </w:r>
       <w:r>
         <w:rPr>
@@ -1086,8 +1354,427 @@
           <w:color w:val="444444"/>
           <w:sz w:val="20"/>
         </w:rPr>
-        <w:t xml:space="preserve"> U.S. Department of Veterans Affairs.</w:t>
+        <w:t xml:space="preserve"> A passed bill is delivered to the governor; a signed bill becomes a numbered "chapter" of state law, and "no signature, no chapter" means it never became law.</w:t>
       </w:r>
+    </w:p>
+    <w:p>
+      <w:pPr>
+        <w:widowControl/>
+        <w:spacing w:before="0" w:after="60" w:lineRule="auto" w:line="252"/>
+        <w:ind w:left="200"/>
+      </w:pPr>
+      <w:r>
+        <w:rPr>
+          <w:rFonts w:ascii="Arial" w:hAnsi="Arial" w:cs="Arial" w:eastAsia="Arial"/>
+          <w:b w:val="0"/>
+          <w:color w:val="C0392B"/>
+          <w:sz w:val="20"/>
+        </w:rPr>
+        <w:t xml:space="preserve">▪  </w:t>
+      </w:r>
+      <w:r>
+        <w:rPr>
+          <w:rFonts w:ascii="Arial" w:hAnsi="Arial" w:cs="Arial" w:eastAsia="Arial"/>
+          <w:b/>
+          <w:color w:val="1A2D4F"/>
+          <w:sz w:val="20"/>
+        </w:rPr>
+        <w:t>Died at session's end / out of time:</w:t>
+      </w:r>
+      <w:r>
+        <w:rPr>
+          <w:rFonts w:ascii="Arial" w:hAnsi="Arial" w:cs="Arial" w:eastAsia="Arial"/>
+          <w:b w:val="0"/>
+          <w:color w:val="444444"/>
+          <w:sz w:val="20"/>
+        </w:rPr>
+        <w:t xml:space="preserve"> A bill that cleared every vote taken but ran out of calendar before the final step — in these briefs, a mark of proven support, not rejection.</w:t>
+      </w:r>
+    </w:p>
+    <w:p>
+      <w:pPr>
+        <w:widowControl/>
+        <w:spacing w:before="0" w:after="60" w:lineRule="auto" w:line="252"/>
+        <w:ind w:left="200"/>
+      </w:pPr>
+      <w:r>
+        <w:rPr>
+          <w:rFonts w:ascii="Arial" w:hAnsi="Arial" w:cs="Arial" w:eastAsia="Arial"/>
+          <w:b w:val="0"/>
+          <w:color w:val="C0392B"/>
+          <w:sz w:val="20"/>
+        </w:rPr>
+        <w:t xml:space="preserve">▪  </w:t>
+      </w:r>
+      <w:r>
+        <w:rPr>
+          <w:rFonts w:ascii="Arial" w:hAnsi="Arial" w:cs="Arial" w:eastAsia="Arial"/>
+          <w:b/>
+          <w:color w:val="1A2D4F"/>
+          <w:sz w:val="20"/>
+        </w:rPr>
+        <w:t>Floor vote / floor calendar:</w:t>
+      </w:r>
+      <w:r>
+        <w:rPr>
+          <w:rFonts w:ascii="Arial" w:hAnsi="Arial" w:cs="Arial" w:eastAsia="Arial"/>
+          <w:b w:val="0"/>
+          <w:color w:val="444444"/>
+          <w:sz w:val="20"/>
+        </w:rPr>
+        <w:t xml:space="preserve"> A vote of the full chamber, and the schedule of bills waiting for one; a bill "dies on the calendar" when the session ends before its turn — a scheduling death, not a defeat.</w:t>
+      </w:r>
+    </w:p>
+    <w:p>
+      <w:pPr>
+        <w:widowControl/>
+        <w:spacing w:before="0" w:after="60" w:lineRule="auto" w:line="252"/>
+        <w:ind w:left="200"/>
+      </w:pPr>
+      <w:r>
+        <w:rPr>
+          <w:rFonts w:ascii="Arial" w:hAnsi="Arial" w:cs="Arial" w:eastAsia="Arial"/>
+          <w:b w:val="0"/>
+          <w:color w:val="C0392B"/>
+          <w:sz w:val="20"/>
+        </w:rPr>
+        <w:t xml:space="preserve">▪  </w:t>
+      </w:r>
+      <w:r>
+        <w:rPr>
+          <w:rFonts w:ascii="Arial" w:hAnsi="Arial" w:cs="Arial" w:eastAsia="Arial"/>
+          <w:b/>
+          <w:color w:val="1A2D4F"/>
+          <w:sz w:val="20"/>
+        </w:rPr>
+        <w:t>Interim committee / interim study:</w:t>
+      </w:r>
+      <w:r>
+        <w:rPr>
+          <w:rFonts w:ascii="Arial" w:hAnsi="Arial" w:cs="Arial" w:eastAsia="Arial"/>
+          <w:b w:val="0"/>
+          <w:color w:val="444444"/>
+          <w:sz w:val="20"/>
+        </w:rPr>
+        <w:t xml:space="preserve"> Panels that meet between sessions to study a topic and prepare recommendations for the next session.</w:t>
+      </w:r>
+    </w:p>
+    <w:p>
+      <w:pPr>
+        <w:widowControl/>
+        <w:spacing w:before="0" w:after="60" w:lineRule="auto" w:line="252"/>
+        <w:ind w:left="200"/>
+      </w:pPr>
+      <w:r>
+        <w:rPr>
+          <w:rFonts w:ascii="Arial" w:hAnsi="Arial" w:cs="Arial" w:eastAsia="Arial"/>
+          <w:b w:val="0"/>
+          <w:color w:val="C0392B"/>
+          <w:sz w:val="20"/>
+        </w:rPr>
+        <w:t xml:space="preserve">▪  </w:t>
+      </w:r>
+      <w:r>
+        <w:rPr>
+          <w:rFonts w:ascii="Arial" w:hAnsi="Arial" w:cs="Arial" w:eastAsia="Arial"/>
+          <w:b/>
+          <w:color w:val="1A2D4F"/>
+          <w:sz w:val="20"/>
+        </w:rPr>
+        <w:t>Money committees / the money stage:</w:t>
+      </w:r>
+      <w:r>
+        <w:rPr>
+          <w:rFonts w:ascii="Arial" w:hAnsi="Arial" w:cs="Arial" w:eastAsia="Arial"/>
+          <w:b w:val="0"/>
+          <w:color w:val="444444"/>
+          <w:sz w:val="20"/>
+        </w:rPr>
+        <w:t xml:space="preserve"> Assembly Ways and Means and Senate Finance review anything that costs money; bills with price tags routinely stop there without a vote against the policy itself.</w:t>
+      </w:r>
+    </w:p>
+    <w:p>
+      <w:pPr>
+        <w:widowControl/>
+        <w:spacing w:before="0" w:after="60" w:lineRule="auto" w:line="252"/>
+        <w:ind w:left="200"/>
+      </w:pPr>
+      <w:r>
+        <w:rPr>
+          <w:rFonts w:ascii="Arial" w:hAnsi="Arial" w:cs="Arial" w:eastAsia="Arial"/>
+          <w:b w:val="0"/>
+          <w:color w:val="C0392B"/>
+          <w:sz w:val="20"/>
+        </w:rPr>
+        <w:t xml:space="preserve">▪  </w:t>
+      </w:r>
+      <w:r>
+        <w:rPr>
+          <w:rFonts w:ascii="Arial" w:hAnsi="Arial" w:cs="Arial" w:eastAsia="Arial"/>
+          <w:b/>
+          <w:color w:val="1A2D4F"/>
+          <w:sz w:val="20"/>
+        </w:rPr>
+        <w:t>Second house:</w:t>
+      </w:r>
+      <w:r>
+        <w:rPr>
+          <w:rFonts w:ascii="Arial" w:hAnsi="Arial" w:cs="Arial" w:eastAsia="Arial"/>
+          <w:b w:val="0"/>
+          <w:color w:val="444444"/>
+          <w:sz w:val="20"/>
+        </w:rPr>
+        <w:t xml:space="preserve"> After passing the chamber where it started, a bill repeats the entire process — committee, then floor — in the other chamber.</w:t>
+      </w:r>
+    </w:p>
+    <w:p>
+      <w:pPr>
+        <w:widowControl/>
+        <w:spacing w:before="0" w:after="60" w:lineRule="auto" w:line="252"/>
+        <w:ind w:left="200"/>
+      </w:pPr>
+      <w:r>
+        <w:rPr>
+          <w:rFonts w:ascii="Arial" w:hAnsi="Arial" w:cs="Arial" w:eastAsia="Arial"/>
+          <w:b w:val="0"/>
+          <w:color w:val="C0392B"/>
+          <w:sz w:val="20"/>
+        </w:rPr>
+        <w:t xml:space="preserve">▪  </w:t>
+      </w:r>
+      <w:r>
+        <w:rPr>
+          <w:rFonts w:ascii="Arial" w:hAnsi="Arial" w:cs="Arial" w:eastAsia="Arial"/>
+          <w:b/>
+          <w:color w:val="1A2D4F"/>
+          <w:sz w:val="20"/>
+        </w:rPr>
+        <w:t>Session:</w:t>
+      </w:r>
+      <w:r>
+        <w:rPr>
+          <w:rFonts w:ascii="Arial" w:hAnsi="Arial" w:cs="Arial" w:eastAsia="Arial"/>
+          <w:b w:val="0"/>
+          <w:color w:val="444444"/>
+          <w:sz w:val="20"/>
+        </w:rPr>
+        <w:t xml:space="preserve"> The Legislature meets for 120 days in odd-numbered years (2019, 2021, 2023, 2025); a bill that has not finished every step by then is dead and must start over in a future session.</w:t>
+      </w:r>
+    </w:p>
+    <w:p>
+      <w:pPr>
+        <w:widowControl/>
+        <w:spacing w:before="0" w:after="60" w:lineRule="auto" w:line="252"/>
+        <w:ind w:left="200"/>
+      </w:pPr>
+      <w:r>
+        <w:rPr>
+          <w:rFonts w:ascii="Arial" w:hAnsi="Arial" w:cs="Arial" w:eastAsia="Arial"/>
+          <w:b w:val="0"/>
+          <w:color w:val="C0392B"/>
+          <w:sz w:val="20"/>
+        </w:rPr>
+        <w:t xml:space="preserve">▪  </w:t>
+      </w:r>
+      <w:r>
+        <w:rPr>
+          <w:rFonts w:ascii="Arial" w:hAnsi="Arial" w:cs="Arial" w:eastAsia="Arial"/>
+          <w:b/>
+          <w:color w:val="1A2D4F"/>
+          <w:sz w:val="20"/>
+        </w:rPr>
+        <w:t>Special session:</w:t>
+      </w:r>
+      <w:r>
+        <w:rPr>
+          <w:rFonts w:ascii="Arial" w:hAnsi="Arial" w:cs="Arial" w:eastAsia="Arial"/>
+          <w:b w:val="0"/>
+          <w:color w:val="444444"/>
+          <w:sz w:val="20"/>
+        </w:rPr>
+        <w:t xml:space="preserve"> A short extra meeting the governor calls for specific topics; bills that ran out of regular-session time can pass there.</w:t>
+      </w:r>
+    </w:p>
+    <w:p>
+      <w:pPr>
+        <w:widowControl/>
+        <w:spacing w:before="0" w:after="60" w:lineRule="auto" w:line="252"/>
+        <w:ind w:left="200"/>
+      </w:pPr>
+      <w:r>
+        <w:rPr>
+          <w:rFonts w:ascii="Arial" w:hAnsi="Arial" w:cs="Arial" w:eastAsia="Arial"/>
+          <w:b w:val="0"/>
+          <w:color w:val="C0392B"/>
+          <w:sz w:val="20"/>
+        </w:rPr>
+        <w:t xml:space="preserve">▪  </w:t>
+      </w:r>
+      <w:r>
+        <w:rPr>
+          <w:rFonts w:ascii="Arial" w:hAnsi="Arial" w:cs="Arial" w:eastAsia="Arial"/>
+          <w:b/>
+          <w:color w:val="1A2D4F"/>
+          <w:sz w:val="20"/>
+        </w:rPr>
+        <w:t>Sponsor:</w:t>
+      </w:r>
+      <w:r>
+        <w:rPr>
+          <w:rFonts w:ascii="Arial" w:hAnsi="Arial" w:cs="Arial" w:eastAsia="Arial"/>
+          <w:b w:val="0"/>
+          <w:color w:val="444444"/>
+          <w:sz w:val="20"/>
+        </w:rPr>
+        <w:t xml:space="preserve"> The lawmaker or committee that formally introduces a bill; a committee-sponsored bill has no single author. Cross-party sponsorship — sponsors from both parties — is one of the strongest signals a bill will pass.</w:t>
+      </w:r>
+    </w:p>
+    <w:p>
+      <w:pPr>
+        <w:widowControl/>
+        <w:spacing w:before="0" w:after="60" w:lineRule="auto" w:line="252"/>
+        <w:ind w:left="200"/>
+      </w:pPr>
+      <w:r>
+        <w:rPr>
+          <w:rFonts w:ascii="Arial" w:hAnsi="Arial" w:cs="Arial" w:eastAsia="Arial"/>
+          <w:b w:val="0"/>
+          <w:color w:val="C0392B"/>
+          <w:sz w:val="20"/>
+        </w:rPr>
+        <w:t xml:space="preserve">▪  </w:t>
+      </w:r>
+      <w:r>
+        <w:rPr>
+          <w:rFonts w:ascii="Arial" w:hAnsi="Arial" w:cs="Arial" w:eastAsia="Arial"/>
+          <w:b/>
+          <w:color w:val="1A2D4F"/>
+          <w:sz w:val="20"/>
+        </w:rPr>
+        <w:t>Statute / enacted:</w:t>
+      </w:r>
+      <w:r>
+        <w:rPr>
+          <w:rFonts w:ascii="Arial" w:hAnsi="Arial" w:cs="Arial" w:eastAsia="Arial"/>
+          <w:b w:val="0"/>
+          <w:color w:val="444444"/>
+          <w:sz w:val="20"/>
+        </w:rPr>
+        <w:t xml:space="preserve"> A statute is a law on the books; an enacted bill is one that became law. "By rule, not statute" means an agency or local authority adopted something the Legislature has not.</w:t>
+      </w:r>
+    </w:p>
+    <w:p>
+      <w:pPr>
+        <w:widowControl/>
+        <w:spacing w:before="0" w:after="60" w:lineRule="auto" w:line="252"/>
+        <w:ind w:left="200"/>
+      </w:pPr>
+      <w:r>
+        <w:rPr>
+          <w:rFonts w:ascii="Arial" w:hAnsi="Arial" w:cs="Arial" w:eastAsia="Arial"/>
+          <w:b w:val="0"/>
+          <w:color w:val="C0392B"/>
+          <w:sz w:val="20"/>
+        </w:rPr>
+        <w:t xml:space="preserve">▪  </w:t>
+      </w:r>
+      <w:r>
+        <w:rPr>
+          <w:rFonts w:ascii="Arial" w:hAnsi="Arial" w:cs="Arial" w:eastAsia="Arial"/>
+          <w:b/>
+          <w:color w:val="1A2D4F"/>
+          <w:sz w:val="20"/>
+        </w:rPr>
+        <w:t>Two-thirds majority:</w:t>
+      </w:r>
+      <w:r>
+        <w:rPr>
+          <w:rFonts w:ascii="Arial" w:hAnsi="Arial" w:cs="Arial" w:eastAsia="Arial"/>
+          <w:b w:val="0"/>
+          <w:color w:val="444444"/>
+          <w:sz w:val="20"/>
+        </w:rPr>
+        <w:t xml:space="preserve"> The constitution requires a two-thirds vote in each chamber — 28 of 42, 14 of 21 — for any measure raising revenue, including fees; a bill can win a majority and still fail this bar.</w:t>
+      </w:r>
+    </w:p>
+    <w:p>
+      <w:pPr>
+        <w:widowControl/>
+        <w:spacing w:before="0" w:after="60" w:lineRule="auto" w:line="252"/>
+        <w:ind w:left="200"/>
+      </w:pPr>
+      <w:r>
+        <w:rPr>
+          <w:rFonts w:ascii="Arial" w:hAnsi="Arial" w:cs="Arial" w:eastAsia="Arial"/>
+          <w:b w:val="0"/>
+          <w:color w:val="C0392B"/>
+          <w:sz w:val="20"/>
+        </w:rPr>
+        <w:t xml:space="preserve">▪  </w:t>
+      </w:r>
+      <w:r>
+        <w:rPr>
+          <w:rFonts w:ascii="Arial" w:hAnsi="Arial" w:cs="Arial" w:eastAsia="Arial"/>
+          <w:b/>
+          <w:color w:val="1A2D4F"/>
+          <w:sz w:val="20"/>
+        </w:rPr>
+        <w:t>Veto:</w:t>
+      </w:r>
+      <w:r>
+        <w:rPr>
+          <w:rFonts w:ascii="Arial" w:hAnsi="Arial" w:cs="Arial" w:eastAsia="Arial"/>
+          <w:b w:val="0"/>
+          <w:color w:val="444444"/>
+          <w:sz w:val="20"/>
+        </w:rPr>
+        <w:t xml:space="preserve"> The governor's rejection of a bill that passed both chambers. A vetoed bill does not become law unless two-thirds of each chamber votes to override the veto.</w:t>
+      </w:r>
+    </w:p>
+    <w:p>
+      <w:pPr>
+        <w:widowControl/>
+        <w:spacing w:before="0" w:after="60" w:lineRule="auto" w:line="252"/>
+        <w:ind w:left="200"/>
+      </w:pPr>
+      <w:r>
+        <w:rPr>
+          <w:rFonts w:ascii="Arial" w:hAnsi="Arial" w:cs="Arial" w:eastAsia="Arial"/>
+          <w:b w:val="0"/>
+          <w:color w:val="C0392B"/>
+          <w:sz w:val="20"/>
+        </w:rPr>
+        <w:t xml:space="preserve">▪  </w:t>
+      </w:r>
+      <w:r>
+        <w:rPr>
+          <w:rFonts w:ascii="Arial" w:hAnsi="Arial" w:cs="Arial" w:eastAsia="Arial"/>
+          <w:b/>
+          <w:color w:val="1A2D4F"/>
+          <w:sz w:val="20"/>
+        </w:rPr>
+        <w:t>Vote pairs such as "42–0 and 21–0":</w:t>
+      </w:r>
+      <w:r>
+        <w:rPr>
+          <w:rFonts w:ascii="Arial" w:hAnsi="Arial" w:cs="Arial" w:eastAsia="Arial"/>
+          <w:b w:val="0"/>
+          <w:color w:val="444444"/>
+          <w:sz w:val="20"/>
+        </w:rPr>
+        <w:t xml:space="preserve"> Floor votes are yes–no tallies, one per chamber; 42–0 is a unanimous Assembly vote, 21–0 a unanimous Senate vote.</w:t>
+      </w:r>
+    </w:p>
+    <w:p>
+      <w:pPr>
+        <w:sectPr>
+          <w:type w:val="continuous"/>
+          <w:pgSz w:w="12240" w:h="15840"/>
+          <w:pgMar w:top="864" w:right="864" w:bottom="864" w:left="864" w:header="720" w:footer="720" w:gutter="0"/>
+          <w:cols w:space="300" w:num="2"/>
+          <w:docGrid w:linePitch="360"/>
+        </w:sectPr>
+      </w:pPr>
     </w:p>
     <w:p>
       <w:pPr>
@@ -1109,9 +1796,10 @@
       </w:r>
     </w:p>
     <w:sectPr>
+      <w:type w:val="continuous"/>
       <w:pgSz w:w="12240" w:h="15840"/>
       <w:pgMar w:top="864" w:right="864" w:bottom="864" w:left="864" w:header="720" w:footer="720" w:gutter="0"/>
-      <w:cols w:space="720"/>
+      <w:cols w:space="300" w:num="1"/>
       <w:docGrid w:linePitch="360"/>
     </w:sectPr>
   </w:body>

--- a/briefs/nevada/housing-affordability/citizen-v3/glossary.docx
+++ b/briefs/nevada/housing-affordability/citizen-v3/glossary.docx
@@ -54,18 +54,8 @@
           <w:color w:val="444444"/>
           <w:sz w:val="20"/>
         </w:rPr>
-        <w:t>Plain-language definitions of the terms and acronyms in "Housing Affordability in Nevada" (citizen brief v3.0), followed by the legislative process guide shared by all four briefs.</w:t>
+        <w:t>Plain-language definitions of this brief's terms and acronyms; the shared legislative process guide follows.</w:t>
       </w:r>
-    </w:p>
-    <w:p>
-      <w:pPr>
-        <w:sectPr>
-          <w:pgSz w:w="12240" w:h="15840"/>
-          <w:pgMar w:top="864" w:right="864" w:bottom="864" w:left="864" w:header="720" w:footer="720" w:gutter="0"/>
-          <w:cols w:space="720"/>
-          <w:docGrid w:linePitch="360"/>
-        </w:sectPr>
-      </w:pPr>
     </w:p>
     <w:p>
       <w:pPr>
@@ -85,8 +75,18 @@
     </w:p>
     <w:p>
       <w:pPr>
+        <w:sectPr>
+          <w:pgSz w:w="12240" w:h="15840"/>
+          <w:pgMar w:top="864" w:right="864" w:bottom="864" w:left="864" w:header="720" w:footer="720" w:gutter="0"/>
+          <w:cols w:space="720"/>
+          <w:docGrid w:linePitch="360"/>
+        </w:sectPr>
+      </w:pPr>
+    </w:p>
+    <w:p>
+      <w:pPr>
         <w:widowControl/>
-        <w:spacing w:before="0" w:after="60" w:lineRule="auto" w:line="252"/>
+        <w:spacing w:before="0" w:after="44" w:lineRule="auto" w:line="240"/>
         <w:ind w:left="200"/>
       </w:pPr>
       <w:r>
@@ -120,7 +120,7 @@
     <w:p>
       <w:pPr>
         <w:widowControl/>
-        <w:spacing w:before="0" w:after="60" w:lineRule="auto" w:line="252"/>
+        <w:spacing w:before="0" w:after="44" w:lineRule="auto" w:line="240"/>
         <w:ind w:left="200"/>
       </w:pPr>
       <w:r>
@@ -154,7 +154,7 @@
     <w:p>
       <w:pPr>
         <w:widowControl/>
-        <w:spacing w:before="0" w:after="60" w:lineRule="auto" w:line="252"/>
+        <w:spacing w:before="0" w:after="44" w:lineRule="auto" w:line="240"/>
         <w:ind w:left="200"/>
       </w:pPr>
       <w:r>
@@ -188,7 +188,7 @@
     <w:p>
       <w:pPr>
         <w:widowControl/>
-        <w:spacing w:before="0" w:after="60" w:lineRule="auto" w:line="252"/>
+        <w:spacing w:before="0" w:after="44" w:lineRule="auto" w:line="240"/>
         <w:ind w:left="200"/>
       </w:pPr>
       <w:r>
@@ -222,7 +222,7 @@
     <w:p>
       <w:pPr>
         <w:widowControl/>
-        <w:spacing w:before="0" w:after="60" w:lineRule="auto" w:line="252"/>
+        <w:spacing w:before="0" w:after="44" w:lineRule="auto" w:line="240"/>
         <w:ind w:left="200"/>
       </w:pPr>
       <w:r>
@@ -256,7 +256,7 @@
     <w:p>
       <w:pPr>
         <w:widowControl/>
-        <w:spacing w:before="0" w:after="60" w:lineRule="auto" w:line="252"/>
+        <w:spacing w:before="0" w:after="44" w:lineRule="auto" w:line="240"/>
         <w:ind w:left="200"/>
       </w:pPr>
       <w:r>
@@ -290,7 +290,7 @@
     <w:p>
       <w:pPr>
         <w:widowControl/>
-        <w:spacing w:before="0" w:after="60" w:lineRule="auto" w:line="252"/>
+        <w:spacing w:before="0" w:after="44" w:lineRule="auto" w:line="240"/>
         <w:ind w:left="200"/>
       </w:pPr>
       <w:r>
@@ -324,7 +324,7 @@
     <w:p>
       <w:pPr>
         <w:widowControl/>
-        <w:spacing w:before="0" w:after="60" w:lineRule="auto" w:line="252"/>
+        <w:spacing w:before="0" w:after="44" w:lineRule="auto" w:line="240"/>
         <w:ind w:left="200"/>
       </w:pPr>
       <w:r>
@@ -358,7 +358,7 @@
     <w:p>
       <w:pPr>
         <w:widowControl/>
-        <w:spacing w:before="0" w:after="60" w:lineRule="auto" w:line="252"/>
+        <w:spacing w:before="0" w:after="44" w:lineRule="auto" w:line="240"/>
         <w:ind w:left="200"/>
       </w:pPr>
       <w:r>
@@ -392,7 +392,7 @@
     <w:p>
       <w:pPr>
         <w:widowControl/>
-        <w:spacing w:before="0" w:after="60" w:lineRule="auto" w:line="252"/>
+        <w:spacing w:before="0" w:after="44" w:lineRule="auto" w:line="240"/>
         <w:ind w:left="200"/>
       </w:pPr>
       <w:r>
@@ -426,7 +426,7 @@
     <w:p>
       <w:pPr>
         <w:widowControl/>
-        <w:spacing w:before="0" w:after="60" w:lineRule="auto" w:line="252"/>
+        <w:spacing w:before="0" w:after="44" w:lineRule="auto" w:line="240"/>
         <w:ind w:left="200"/>
       </w:pPr>
       <w:r>
@@ -460,7 +460,7 @@
     <w:p>
       <w:pPr>
         <w:widowControl/>
-        <w:spacing w:before="0" w:after="60" w:lineRule="auto" w:line="252"/>
+        <w:spacing w:before="0" w:after="44" w:lineRule="auto" w:line="240"/>
         <w:ind w:left="200"/>
       </w:pPr>
       <w:r>
@@ -494,7 +494,7 @@
     <w:p>
       <w:pPr>
         <w:widowControl/>
-        <w:spacing w:before="0" w:after="60" w:lineRule="auto" w:line="252"/>
+        <w:spacing w:before="0" w:after="44" w:lineRule="auto" w:line="240"/>
         <w:ind w:left="200"/>
       </w:pPr>
       <w:r>
@@ -528,7 +528,7 @@
     <w:p>
       <w:pPr>
         <w:widowControl/>
-        <w:spacing w:before="0" w:after="60" w:lineRule="auto" w:line="252"/>
+        <w:spacing w:before="0" w:after="44" w:lineRule="auto" w:line="240"/>
         <w:ind w:left="200"/>
       </w:pPr>
       <w:r>
@@ -562,7 +562,7 @@
     <w:p>
       <w:pPr>
         <w:widowControl/>
-        <w:spacing w:before="0" w:after="60" w:lineRule="auto" w:line="252"/>
+        <w:spacing w:before="0" w:after="44" w:lineRule="auto" w:line="240"/>
         <w:ind w:left="200"/>
       </w:pPr>
       <w:r>
@@ -596,7 +596,7 @@
     <w:p>
       <w:pPr>
         <w:widowControl/>
-        <w:spacing w:before="0" w:after="60" w:lineRule="auto" w:line="252"/>
+        <w:spacing w:before="0" w:after="44" w:lineRule="auto" w:line="240"/>
         <w:ind w:left="200"/>
       </w:pPr>
       <w:r>
@@ -630,7 +630,7 @@
     <w:p>
       <w:pPr>
         <w:widowControl/>
-        <w:spacing w:before="0" w:after="60" w:lineRule="auto" w:line="252"/>
+        <w:spacing w:before="0" w:after="44" w:lineRule="auto" w:line="240"/>
         <w:ind w:left="200"/>
       </w:pPr>
       <w:r>
@@ -664,7 +664,7 @@
     <w:p>
       <w:pPr>
         <w:widowControl/>
-        <w:spacing w:before="0" w:after="60" w:lineRule="auto" w:line="252"/>
+        <w:spacing w:before="0" w:after="44" w:lineRule="auto" w:line="240"/>
         <w:ind w:left="200"/>
       </w:pPr>
       <w:r>
@@ -698,7 +698,7 @@
     <w:p>
       <w:pPr>
         <w:widowControl/>
-        <w:spacing w:before="0" w:after="60" w:lineRule="auto" w:line="252"/>
+        <w:spacing w:before="0" w:after="44" w:lineRule="auto" w:line="240"/>
         <w:ind w:left="200"/>
       </w:pPr>
       <w:r>
@@ -732,7 +732,7 @@
     <w:p>
       <w:pPr>
         <w:widowControl/>
-        <w:spacing w:before="0" w:after="60" w:lineRule="auto" w:line="252"/>
+        <w:spacing w:before="0" w:after="44" w:lineRule="auto" w:line="240"/>
         <w:ind w:left="200"/>
       </w:pPr>
       <w:r>
@@ -766,7 +766,7 @@
     <w:p>
       <w:pPr>
         <w:widowControl/>
-        <w:spacing w:before="0" w:after="60" w:lineRule="auto" w:line="252"/>
+        <w:spacing w:before="0" w:after="44" w:lineRule="auto" w:line="240"/>
         <w:ind w:left="200"/>
       </w:pPr>
       <w:r>
@@ -800,7 +800,7 @@
     <w:p>
       <w:pPr>
         <w:widowControl/>
-        <w:spacing w:before="0" w:after="60" w:lineRule="auto" w:line="252"/>
+        <w:spacing w:before="0" w:after="44" w:lineRule="auto" w:line="240"/>
         <w:ind w:left="200"/>
       </w:pPr>
       <w:r>
@@ -834,7 +834,7 @@
     <w:p>
       <w:pPr>
         <w:widowControl/>
-        <w:spacing w:before="0" w:after="60" w:lineRule="auto" w:line="252"/>
+        <w:spacing w:before="0" w:after="44" w:lineRule="auto" w:line="240"/>
         <w:ind w:left="200"/>
       </w:pPr>
       <w:r>
@@ -868,7 +868,7 @@
     <w:p>
       <w:pPr>
         <w:widowControl/>
-        <w:spacing w:before="0" w:after="60" w:lineRule="auto" w:line="252"/>
+        <w:spacing w:before="0" w:after="44" w:lineRule="auto" w:line="240"/>
         <w:ind w:left="200"/>
       </w:pPr>
       <w:r>
@@ -902,7 +902,7 @@
     <w:p>
       <w:pPr>
         <w:widowControl/>
-        <w:spacing w:before="0" w:after="60" w:lineRule="auto" w:line="252"/>
+        <w:spacing w:before="0" w:after="44" w:lineRule="auto" w:line="240"/>
         <w:ind w:left="200"/>
       </w:pPr>
       <w:r>
@@ -936,7 +936,7 @@
     <w:p>
       <w:pPr>
         <w:widowControl/>
-        <w:spacing w:before="0" w:after="60" w:lineRule="auto" w:line="252"/>
+        <w:spacing w:before="0" w:after="44" w:lineRule="auto" w:line="240"/>
         <w:ind w:left="200"/>
       </w:pPr>
       <w:r>
@@ -970,7 +970,7 @@
     <w:p>
       <w:pPr>
         <w:widowControl/>
-        <w:spacing w:before="0" w:after="60" w:lineRule="auto" w:line="252"/>
+        <w:spacing w:before="0" w:after="44" w:lineRule="auto" w:line="240"/>
         <w:ind w:left="200"/>
       </w:pPr>
       <w:r>
@@ -1004,7 +1004,7 @@
     <w:p>
       <w:pPr>
         <w:widowControl/>
-        <w:spacing w:before="0" w:after="60" w:lineRule="auto" w:line="252"/>
+        <w:spacing w:before="0" w:after="44" w:lineRule="auto" w:line="240"/>
         <w:ind w:left="200"/>
       </w:pPr>
       <w:r>
@@ -1038,7 +1038,7 @@
     <w:p>
       <w:pPr>
         <w:widowControl/>
-        <w:spacing w:before="0" w:after="60" w:lineRule="auto" w:line="252"/>
+        <w:spacing w:before="0" w:after="44" w:lineRule="auto" w:line="240"/>
         <w:ind w:left="200"/>
       </w:pPr>
       <w:r>
@@ -1072,7 +1072,7 @@
     <w:p>
       <w:pPr>
         <w:widowControl/>
-        <w:spacing w:before="0" w:after="60" w:lineRule="auto" w:line="252"/>
+        <w:spacing w:before="0" w:after="44" w:lineRule="auto" w:line="240"/>
         <w:ind w:left="200"/>
       </w:pPr>
       <w:r>
@@ -1105,6 +1105,17 @@
     </w:p>
     <w:p>
       <w:pPr>
+        <w:sectPr>
+          <w:type w:val="continuous"/>
+          <w:pgSz w:w="12240" w:h="15840"/>
+          <w:pgMar w:top="864" w:right="864" w:bottom="864" w:left="864" w:header="720" w:footer="720" w:gutter="0"/>
+          <w:cols w:space="240" w:num="2"/>
+          <w:docGrid w:linePitch="360"/>
+        </w:sectPr>
+      </w:pPr>
+    </w:p>
+    <w:p>
+      <w:pPr>
         <w:widowControl/>
         <w:spacing w:before="100" w:after="40" w:lineRule="auto" w:line="254"/>
       </w:pPr>
@@ -1121,8 +1132,18 @@
     </w:p>
     <w:p>
       <w:pPr>
+        <w:sectPr>
+          <w:pgSz w:w="12240" w:h="15840"/>
+          <w:pgMar w:top="864" w:right="864" w:bottom="864" w:left="864" w:header="720" w:footer="720" w:gutter="0"/>
+          <w:cols w:space="240" w:num="1"/>
+          <w:docGrid w:linePitch="360"/>
+        </w:sectPr>
+      </w:pPr>
+    </w:p>
+    <w:p>
+      <w:pPr>
         <w:widowControl/>
-        <w:spacing w:before="0" w:after="60" w:lineRule="auto" w:line="252"/>
+        <w:spacing w:before="0" w:after="44" w:lineRule="auto" w:line="240"/>
         <w:ind w:left="200"/>
       </w:pPr>
       <w:r>
@@ -1156,7 +1177,7 @@
     <w:p>
       <w:pPr>
         <w:widowControl/>
-        <w:spacing w:before="0" w:after="60" w:lineRule="auto" w:line="252"/>
+        <w:spacing w:before="0" w:after="44" w:lineRule="auto" w:line="240"/>
         <w:ind w:left="200"/>
       </w:pPr>
       <w:r>
@@ -1190,7 +1211,7 @@
     <w:p>
       <w:pPr>
         <w:widowControl/>
-        <w:spacing w:before="0" w:after="60" w:lineRule="auto" w:line="252"/>
+        <w:spacing w:before="0" w:after="44" w:lineRule="auto" w:line="240"/>
         <w:ind w:left="200"/>
       </w:pPr>
       <w:r>
@@ -1224,7 +1245,7 @@
     <w:p>
       <w:pPr>
         <w:widowControl/>
-        <w:spacing w:before="0" w:after="60" w:lineRule="auto" w:line="252"/>
+        <w:spacing w:before="0" w:after="44" w:lineRule="auto" w:line="240"/>
         <w:ind w:left="200"/>
       </w:pPr>
       <w:r>
@@ -1258,7 +1279,7 @@
     <w:p>
       <w:pPr>
         <w:widowControl/>
-        <w:spacing w:before="0" w:after="60" w:lineRule="auto" w:line="252"/>
+        <w:spacing w:before="0" w:after="44" w:lineRule="auto" w:line="240"/>
         <w:ind w:left="200"/>
       </w:pPr>
       <w:r>
@@ -1292,7 +1313,7 @@
     <w:p>
       <w:pPr>
         <w:widowControl/>
-        <w:spacing w:before="0" w:after="60" w:lineRule="auto" w:line="252"/>
+        <w:spacing w:before="0" w:after="44" w:lineRule="auto" w:line="240"/>
         <w:ind w:left="200"/>
       </w:pPr>
       <w:r>
@@ -1326,7 +1347,7 @@
     <w:p>
       <w:pPr>
         <w:widowControl/>
-        <w:spacing w:before="0" w:after="60" w:lineRule="auto" w:line="252"/>
+        <w:spacing w:before="0" w:after="44" w:lineRule="auto" w:line="240"/>
         <w:ind w:left="200"/>
       </w:pPr>
       <w:r>
@@ -1360,7 +1381,7 @@
     <w:p>
       <w:pPr>
         <w:widowControl/>
-        <w:spacing w:before="0" w:after="60" w:lineRule="auto" w:line="252"/>
+        <w:spacing w:before="0" w:after="44" w:lineRule="auto" w:line="240"/>
         <w:ind w:left="200"/>
       </w:pPr>
       <w:r>
@@ -1394,7 +1415,7 @@
     <w:p>
       <w:pPr>
         <w:widowControl/>
-        <w:spacing w:before="0" w:after="60" w:lineRule="auto" w:line="252"/>
+        <w:spacing w:before="0" w:after="44" w:lineRule="auto" w:line="240"/>
         <w:ind w:left="200"/>
       </w:pPr>
       <w:r>
@@ -1428,7 +1449,7 @@
     <w:p>
       <w:pPr>
         <w:widowControl/>
-        <w:spacing w:before="0" w:after="60" w:lineRule="auto" w:line="252"/>
+        <w:spacing w:before="0" w:after="44" w:lineRule="auto" w:line="240"/>
         <w:ind w:left="200"/>
       </w:pPr>
       <w:r>
@@ -1462,7 +1483,7 @@
     <w:p>
       <w:pPr>
         <w:widowControl/>
-        <w:spacing w:before="0" w:after="60" w:lineRule="auto" w:line="252"/>
+        <w:spacing w:before="0" w:after="44" w:lineRule="auto" w:line="240"/>
         <w:ind w:left="200"/>
       </w:pPr>
       <w:r>
@@ -1496,7 +1517,7 @@
     <w:p>
       <w:pPr>
         <w:widowControl/>
-        <w:spacing w:before="0" w:after="60" w:lineRule="auto" w:line="252"/>
+        <w:spacing w:before="0" w:after="44" w:lineRule="auto" w:line="240"/>
         <w:ind w:left="200"/>
       </w:pPr>
       <w:r>
@@ -1530,7 +1551,7 @@
     <w:p>
       <w:pPr>
         <w:widowControl/>
-        <w:spacing w:before="0" w:after="60" w:lineRule="auto" w:line="252"/>
+        <w:spacing w:before="0" w:after="44" w:lineRule="auto" w:line="240"/>
         <w:ind w:left="200"/>
       </w:pPr>
       <w:r>
@@ -1564,7 +1585,7 @@
     <w:p>
       <w:pPr>
         <w:widowControl/>
-        <w:spacing w:before="0" w:after="60" w:lineRule="auto" w:line="252"/>
+        <w:spacing w:before="0" w:after="44" w:lineRule="auto" w:line="240"/>
         <w:ind w:left="200"/>
       </w:pPr>
       <w:r>
@@ -1598,7 +1619,7 @@
     <w:p>
       <w:pPr>
         <w:widowControl/>
-        <w:spacing w:before="0" w:after="60" w:lineRule="auto" w:line="252"/>
+        <w:spacing w:before="0" w:after="44" w:lineRule="auto" w:line="240"/>
         <w:ind w:left="200"/>
       </w:pPr>
       <w:r>
@@ -1632,7 +1653,7 @@
     <w:p>
       <w:pPr>
         <w:widowControl/>
-        <w:spacing w:before="0" w:after="60" w:lineRule="auto" w:line="252"/>
+        <w:spacing w:before="0" w:after="44" w:lineRule="auto" w:line="240"/>
         <w:ind w:left="200"/>
       </w:pPr>
       <w:r>
@@ -1666,7 +1687,7 @@
     <w:p>
       <w:pPr>
         <w:widowControl/>
-        <w:spacing w:before="0" w:after="60" w:lineRule="auto" w:line="252"/>
+        <w:spacing w:before="0" w:after="44" w:lineRule="auto" w:line="240"/>
         <w:ind w:left="200"/>
       </w:pPr>
       <w:r>
@@ -1700,7 +1721,7 @@
     <w:p>
       <w:pPr>
         <w:widowControl/>
-        <w:spacing w:before="0" w:after="60" w:lineRule="auto" w:line="252"/>
+        <w:spacing w:before="0" w:after="44" w:lineRule="auto" w:line="240"/>
         <w:ind w:left="200"/>
       </w:pPr>
       <w:r>
@@ -1734,7 +1755,7 @@
     <w:p>
       <w:pPr>
         <w:widowControl/>
-        <w:spacing w:before="0" w:after="60" w:lineRule="auto" w:line="252"/>
+        <w:spacing w:before="0" w:after="44" w:lineRule="auto" w:line="240"/>
         <w:ind w:left="200"/>
       </w:pPr>
       <w:r>
@@ -1771,7 +1792,7 @@
           <w:type w:val="continuous"/>
           <w:pgSz w:w="12240" w:h="15840"/>
           <w:pgMar w:top="864" w:right="864" w:bottom="864" w:left="864" w:header="720" w:footer="720" w:gutter="0"/>
-          <w:cols w:space="300" w:num="2"/>
+          <w:cols w:space="240" w:num="2"/>
           <w:docGrid w:linePitch="360"/>
         </w:sectPr>
       </w:pPr>
@@ -1799,7 +1820,7 @@
       <w:type w:val="continuous"/>
       <w:pgSz w:w="12240" w:h="15840"/>
       <w:pgMar w:top="864" w:right="864" w:bottom="864" w:left="864" w:header="720" w:footer="720" w:gutter="0"/>
-      <w:cols w:space="300" w:num="1"/>
+      <w:cols w:space="240" w:num="1"/>
       <w:docGrid w:linePitch="360"/>
     </w:sectPr>
   </w:body>
